--- a/src/content/legal/Terms-of-service-7.docx
+++ b/src/content/legal/Terms-of-service-7.docx
@@ -9,8 +9,7 @@
         <w:keepLines w:val="0"/>
         <w:spacing w:before="480" w:lineRule="auto"/>
         <w:rPr>
-          <w:b w:val="1"/>
-          <w:bCs w:val="1"/>
+          <w:rFonts w:ascii="Lexend ExtraLight" w:cs="Lexend ExtraLight" w:eastAsia="Lexend ExtraLight" w:hAnsi="Lexend ExtraLight"/>
           <w:sz w:val="46"/>
           <w:szCs w:val="46"/>
         </w:rPr>
@@ -19,8 +18,7 @@
       <w:bookmarkEnd w:id="0"/>
       <w:r>
         <w:rPr>
-          <w:b w:val="1"/>
-          <w:bCs w:val="1"/>
+          <w:rFonts w:ascii="Lexend ExtraLight" w:cs="Lexend ExtraLight" w:eastAsia="Lexend ExtraLight" w:hAnsi="Lexend ExtraLight"/>
           <w:sz w:val="46"/>
           <w:szCs w:val="46"/>
           <w:rtl w:val="0"/>
@@ -32,24 +30,19 @@
       <w:pPr>
         <w:spacing w:after="240" w:before="240" w:lineRule="auto"/>
         <w:rPr>
-          <w:sz w:val="18"/>
-          <w:szCs w:val="18"/>
-        </w:rPr>
-      </w:pPr>
-      <w:r>
-        <w:rPr>
-          <w:b w:val="1"/>
-          <w:bCs w:val="1"/>
-          <w:sz w:val="18"/>
-          <w:szCs w:val="18"/>
+          <w:rFonts w:ascii="Lexend ExtraLight" w:cs="Lexend ExtraLight" w:eastAsia="Lexend ExtraLight" w:hAnsi="Lexend ExtraLight"/>
+        </w:rPr>
+      </w:pPr>
+      <w:r>
+        <w:rPr>
+          <w:rFonts w:ascii="Lexend ExtraLight" w:cs="Lexend ExtraLight" w:eastAsia="Lexend ExtraLight" w:hAnsi="Lexend ExtraLight"/>
           <w:rtl w:val="0"/>
         </w:rPr>
         <w:t xml:space="preserve">Effective Date:</w:t>
       </w:r>
       <w:r>
         <w:rPr>
-          <w:sz w:val="18"/>
-          <w:szCs w:val="18"/>
+          <w:rFonts w:ascii="Lexend ExtraLight" w:cs="Lexend ExtraLight" w:eastAsia="Lexend ExtraLight" w:hAnsi="Lexend ExtraLight"/>
           <w:rtl w:val="0"/>
         </w:rPr>
         <w:t xml:space="preserve"> November 1, 2025</w:t>
@@ -57,18 +50,14 @@
       </w:r>
       <w:r>
         <w:rPr>
-          <w:b w:val="1"/>
-          <w:bCs w:val="1"/>
-          <w:sz w:val="18"/>
-          <w:szCs w:val="18"/>
+          <w:rFonts w:ascii="Lexend ExtraLight" w:cs="Lexend ExtraLight" w:eastAsia="Lexend ExtraLight" w:hAnsi="Lexend ExtraLight"/>
           <w:rtl w:val="0"/>
         </w:rPr>
         <w:t xml:space="preserve">Last Updated:</w:t>
       </w:r>
       <w:r>
         <w:rPr>
-          <w:sz w:val="18"/>
-          <w:szCs w:val="18"/>
+          <w:rFonts w:ascii="Lexend ExtraLight" w:cs="Lexend ExtraLight" w:eastAsia="Lexend ExtraLight" w:hAnsi="Lexend ExtraLight"/>
           <w:rtl w:val="0"/>
         </w:rPr>
         <w:t xml:space="preserve"> March 12, 2026</w:t>
@@ -78,12 +67,14 @@
       <w:pPr>
         <w:spacing w:after="240" w:before="240" w:lineRule="auto"/>
         <w:rPr>
-          <w:sz w:val="18"/>
-          <w:szCs w:val="18"/>
-        </w:rPr>
-      </w:pPr>
-      <w:r>
-        <w:rPr>
+          <w:rFonts w:ascii="Lexend ExtraLight" w:cs="Lexend ExtraLight" w:eastAsia="Lexend ExtraLight" w:hAnsi="Lexend ExtraLight"/>
+          <w:sz w:val="18"/>
+          <w:szCs w:val="18"/>
+        </w:rPr>
+      </w:pPr>
+      <w:r>
+        <w:rPr>
+          <w:rFonts w:ascii="Lexend ExtraLight" w:cs="Lexend ExtraLight" w:eastAsia="Lexend ExtraLight" w:hAnsi="Lexend ExtraLight"/>
           <w:sz w:val="18"/>
           <w:szCs w:val="18"/>
           <w:rtl w:val="0"/>
@@ -93,6 +84,7 @@
       <w:hyperlink r:id="rId6">
         <w:r>
           <w:rPr>
+            <w:rFonts w:ascii="Lexend ExtraLight" w:cs="Lexend ExtraLight" w:eastAsia="Lexend ExtraLight" w:hAnsi="Lexend ExtraLight"/>
             <w:sz w:val="18"/>
             <w:szCs w:val="18"/>
             <w:u w:val="single"/>
@@ -103,6 +95,7 @@
       </w:hyperlink>
       <w:r>
         <w:rPr>
+          <w:rFonts w:ascii="Lexend ExtraLight" w:cs="Lexend ExtraLight" w:eastAsia="Lexend ExtraLight" w:hAnsi="Lexend ExtraLight"/>
           <w:sz w:val="18"/>
           <w:szCs w:val="18"/>
           <w:rtl w:val="0"/>
@@ -114,12 +107,14 @@
       <w:pPr>
         <w:spacing w:after="240" w:before="240" w:lineRule="auto"/>
         <w:rPr>
-          <w:sz w:val="18"/>
-          <w:szCs w:val="18"/>
-        </w:rPr>
-      </w:pPr>
-      <w:r>
-        <w:rPr>
+          <w:rFonts w:ascii="Lexend ExtraLight" w:cs="Lexend ExtraLight" w:eastAsia="Lexend ExtraLight" w:hAnsi="Lexend ExtraLight"/>
+          <w:sz w:val="18"/>
+          <w:szCs w:val="18"/>
+        </w:rPr>
+      </w:pPr>
+      <w:r>
+        <w:rPr>
+          <w:rFonts w:ascii="Lexend ExtraLight" w:cs="Lexend ExtraLight" w:eastAsia="Lexend ExtraLight" w:hAnsi="Lexend ExtraLight"/>
           <w:sz w:val="18"/>
           <w:szCs w:val="18"/>
           <w:rtl w:val="0"/>
@@ -134,8 +129,7 @@
         <w:keepLines w:val="0"/>
         <w:spacing w:after="80" w:lineRule="auto"/>
         <w:rPr>
-          <w:b w:val="1"/>
-          <w:bCs w:val="1"/>
+          <w:rFonts w:ascii="Lexend ExtraLight" w:cs="Lexend ExtraLight" w:eastAsia="Lexend ExtraLight" w:hAnsi="Lexend ExtraLight"/>
           <w:sz w:val="34"/>
           <w:szCs w:val="34"/>
         </w:rPr>
@@ -144,8 +138,7 @@
       <w:bookmarkEnd w:id="1"/>
       <w:r>
         <w:rPr>
-          <w:b w:val="1"/>
-          <w:bCs w:val="1"/>
+          <w:rFonts w:ascii="Lexend ExtraLight" w:cs="Lexend ExtraLight" w:eastAsia="Lexend ExtraLight" w:hAnsi="Lexend ExtraLight"/>
           <w:sz w:val="34"/>
           <w:szCs w:val="34"/>
           <w:rtl w:val="0"/>
@@ -157,12 +150,14 @@
       <w:pPr>
         <w:spacing w:after="240" w:before="240" w:lineRule="auto"/>
         <w:rPr>
-          <w:sz w:val="18"/>
-          <w:szCs w:val="18"/>
-        </w:rPr>
-      </w:pPr>
-      <w:r>
-        <w:rPr>
+          <w:rFonts w:ascii="Lexend ExtraLight" w:cs="Lexend ExtraLight" w:eastAsia="Lexend ExtraLight" w:hAnsi="Lexend ExtraLight"/>
+          <w:sz w:val="18"/>
+          <w:szCs w:val="18"/>
+        </w:rPr>
+      </w:pPr>
+      <w:r>
+        <w:rPr>
+          <w:rFonts w:ascii="Lexend ExtraLight" w:cs="Lexend ExtraLight" w:eastAsia="Lexend ExtraLight" w:hAnsi="Lexend ExtraLight"/>
           <w:sz w:val="18"/>
           <w:szCs w:val="18"/>
           <w:rtl w:val="0"/>
@@ -177,8 +172,7 @@
         <w:keepLines w:val="0"/>
         <w:spacing w:after="80" w:lineRule="auto"/>
         <w:rPr>
-          <w:b w:val="1"/>
-          <w:bCs w:val="1"/>
+          <w:rFonts w:ascii="Lexend ExtraLight" w:cs="Lexend ExtraLight" w:eastAsia="Lexend ExtraLight" w:hAnsi="Lexend ExtraLight"/>
           <w:sz w:val="34"/>
           <w:szCs w:val="34"/>
         </w:rPr>
@@ -187,8 +181,7 @@
       <w:bookmarkEnd w:id="2"/>
       <w:r>
         <w:rPr>
-          <w:b w:val="1"/>
-          <w:bCs w:val="1"/>
+          <w:rFonts w:ascii="Lexend ExtraLight" w:cs="Lexend ExtraLight" w:eastAsia="Lexend ExtraLight" w:hAnsi="Lexend ExtraLight"/>
           <w:sz w:val="34"/>
           <w:szCs w:val="34"/>
           <w:rtl w:val="0"/>
@@ -200,12 +193,14 @@
       <w:pPr>
         <w:spacing w:after="240" w:before="240" w:lineRule="auto"/>
         <w:rPr>
-          <w:sz w:val="18"/>
-          <w:szCs w:val="18"/>
-        </w:rPr>
-      </w:pPr>
-      <w:r>
-        <w:rPr>
+          <w:rFonts w:ascii="Lexend ExtraLight" w:cs="Lexend ExtraLight" w:eastAsia="Lexend ExtraLight" w:hAnsi="Lexend ExtraLight"/>
+          <w:sz w:val="18"/>
+          <w:szCs w:val="18"/>
+        </w:rPr>
+      </w:pPr>
+      <w:r>
+        <w:rPr>
+          <w:rFonts w:ascii="Lexend ExtraLight" w:cs="Lexend ExtraLight" w:eastAsia="Lexend ExtraLight" w:hAnsi="Lexend ExtraLight"/>
           <w:sz w:val="18"/>
           <w:szCs w:val="18"/>
           <w:rtl w:val="0"/>
@@ -217,12 +212,14 @@
       <w:pPr>
         <w:spacing w:after="240" w:before="240" w:lineRule="auto"/>
         <w:rPr>
-          <w:sz w:val="18"/>
-          <w:szCs w:val="18"/>
-        </w:rPr>
-      </w:pPr>
-      <w:r>
-        <w:rPr>
+          <w:rFonts w:ascii="Lexend ExtraLight" w:cs="Lexend ExtraLight" w:eastAsia="Lexend ExtraLight" w:hAnsi="Lexend ExtraLight"/>
+          <w:sz w:val="18"/>
+          <w:szCs w:val="18"/>
+        </w:rPr>
+      </w:pPr>
+      <w:r>
+        <w:rPr>
+          <w:rFonts w:ascii="Lexend ExtraLight" w:cs="Lexend ExtraLight" w:eastAsia="Lexend ExtraLight" w:hAnsi="Lexend ExtraLight"/>
           <w:sz w:val="18"/>
           <w:szCs w:val="18"/>
           <w:rtl w:val="0"/>
@@ -234,12 +231,14 @@
       <w:pPr>
         <w:spacing w:after="240" w:before="240" w:lineRule="auto"/>
         <w:rPr>
-          <w:sz w:val="18"/>
-          <w:szCs w:val="18"/>
-        </w:rPr>
-      </w:pPr>
-      <w:r>
-        <w:rPr>
+          <w:rFonts w:ascii="Lexend ExtraLight" w:cs="Lexend ExtraLight" w:eastAsia="Lexend ExtraLight" w:hAnsi="Lexend ExtraLight"/>
+          <w:sz w:val="18"/>
+          <w:szCs w:val="18"/>
+        </w:rPr>
+      </w:pPr>
+      <w:r>
+        <w:rPr>
+          <w:rFonts w:ascii="Lexend ExtraLight" w:cs="Lexend ExtraLight" w:eastAsia="Lexend ExtraLight" w:hAnsi="Lexend ExtraLight"/>
           <w:sz w:val="18"/>
           <w:szCs w:val="18"/>
           <w:rtl w:val="0"/>
@@ -251,12 +250,14 @@
       <w:pPr>
         <w:spacing w:after="240" w:before="240" w:lineRule="auto"/>
         <w:rPr>
-          <w:sz w:val="18"/>
-          <w:szCs w:val="18"/>
-        </w:rPr>
-      </w:pPr>
-      <w:r>
-        <w:rPr>
+          <w:rFonts w:ascii="Lexend ExtraLight" w:cs="Lexend ExtraLight" w:eastAsia="Lexend ExtraLight" w:hAnsi="Lexend ExtraLight"/>
+          <w:sz w:val="18"/>
+          <w:szCs w:val="18"/>
+        </w:rPr>
+      </w:pPr>
+      <w:r>
+        <w:rPr>
+          <w:rFonts w:ascii="Lexend ExtraLight" w:cs="Lexend ExtraLight" w:eastAsia="Lexend ExtraLight" w:hAnsi="Lexend ExtraLight"/>
           <w:sz w:val="18"/>
           <w:szCs w:val="18"/>
           <w:rtl w:val="0"/>
@@ -271,8 +272,7 @@
         <w:keepLines w:val="0"/>
         <w:spacing w:after="80" w:lineRule="auto"/>
         <w:rPr>
-          <w:b w:val="1"/>
-          <w:bCs w:val="1"/>
+          <w:rFonts w:ascii="Lexend ExtraLight" w:cs="Lexend ExtraLight" w:eastAsia="Lexend ExtraLight" w:hAnsi="Lexend ExtraLight"/>
           <w:sz w:val="34"/>
           <w:szCs w:val="34"/>
         </w:rPr>
@@ -281,8 +281,7 @@
       <w:bookmarkEnd w:id="3"/>
       <w:r>
         <w:rPr>
-          <w:b w:val="1"/>
-          <w:bCs w:val="1"/>
+          <w:rFonts w:ascii="Lexend ExtraLight" w:cs="Lexend ExtraLight" w:eastAsia="Lexend ExtraLight" w:hAnsi="Lexend ExtraLight"/>
           <w:sz w:val="34"/>
           <w:szCs w:val="34"/>
           <w:rtl w:val="0"/>
@@ -294,12 +293,14 @@
       <w:pPr>
         <w:spacing w:after="240" w:before="240" w:lineRule="auto"/>
         <w:rPr>
-          <w:sz w:val="18"/>
-          <w:szCs w:val="18"/>
-        </w:rPr>
-      </w:pPr>
-      <w:r>
-        <w:rPr>
+          <w:rFonts w:ascii="Lexend ExtraLight" w:cs="Lexend ExtraLight" w:eastAsia="Lexend ExtraLight" w:hAnsi="Lexend ExtraLight"/>
+          <w:sz w:val="18"/>
+          <w:szCs w:val="18"/>
+        </w:rPr>
+      </w:pPr>
+      <w:r>
+        <w:rPr>
+          <w:rFonts w:ascii="Lexend ExtraLight" w:cs="Lexend ExtraLight" w:eastAsia="Lexend ExtraLight" w:hAnsi="Lexend ExtraLight"/>
           <w:sz w:val="18"/>
           <w:szCs w:val="18"/>
           <w:rtl w:val="0"/>
@@ -311,12 +312,14 @@
       <w:pPr>
         <w:spacing w:after="240" w:before="240" w:lineRule="auto"/>
         <w:rPr>
-          <w:sz w:val="18"/>
-          <w:szCs w:val="18"/>
-        </w:rPr>
-      </w:pPr>
-      <w:r>
-        <w:rPr>
+          <w:rFonts w:ascii="Lexend ExtraLight" w:cs="Lexend ExtraLight" w:eastAsia="Lexend ExtraLight" w:hAnsi="Lexend ExtraLight"/>
+          <w:sz w:val="18"/>
+          <w:szCs w:val="18"/>
+        </w:rPr>
+      </w:pPr>
+      <w:r>
+        <w:rPr>
+          <w:rFonts w:ascii="Lexend ExtraLight" w:cs="Lexend ExtraLight" w:eastAsia="Lexend ExtraLight" w:hAnsi="Lexend ExtraLight"/>
           <w:sz w:val="18"/>
           <w:szCs w:val="18"/>
           <w:rtl w:val="0"/>
@@ -328,12 +331,14 @@
       <w:pPr>
         <w:spacing w:after="240" w:before="240" w:lineRule="auto"/>
         <w:rPr>
-          <w:sz w:val="18"/>
-          <w:szCs w:val="18"/>
-        </w:rPr>
-      </w:pPr>
-      <w:r>
-        <w:rPr>
+          <w:rFonts w:ascii="Lexend ExtraLight" w:cs="Lexend ExtraLight" w:eastAsia="Lexend ExtraLight" w:hAnsi="Lexend ExtraLight"/>
+          <w:sz w:val="18"/>
+          <w:szCs w:val="18"/>
+        </w:rPr>
+      </w:pPr>
+      <w:r>
+        <w:rPr>
+          <w:rFonts w:ascii="Lexend ExtraLight" w:cs="Lexend ExtraLight" w:eastAsia="Lexend ExtraLight" w:hAnsi="Lexend ExtraLight"/>
           <w:sz w:val="18"/>
           <w:szCs w:val="18"/>
           <w:rtl w:val="0"/>
@@ -348,8 +353,7 @@
         <w:keepLines w:val="0"/>
         <w:spacing w:after="80" w:lineRule="auto"/>
         <w:rPr>
-          <w:b w:val="1"/>
-          <w:bCs w:val="1"/>
+          <w:rFonts w:ascii="Lexend ExtraLight" w:cs="Lexend ExtraLight" w:eastAsia="Lexend ExtraLight" w:hAnsi="Lexend ExtraLight"/>
           <w:sz w:val="34"/>
           <w:szCs w:val="34"/>
         </w:rPr>
@@ -358,8 +362,7 @@
       <w:bookmarkEnd w:id="4"/>
       <w:r>
         <w:rPr>
-          <w:b w:val="1"/>
-          <w:bCs w:val="1"/>
+          <w:rFonts w:ascii="Lexend ExtraLight" w:cs="Lexend ExtraLight" w:eastAsia="Lexend ExtraLight" w:hAnsi="Lexend ExtraLight"/>
           <w:sz w:val="34"/>
           <w:szCs w:val="34"/>
           <w:rtl w:val="0"/>
@@ -371,12 +374,14 @@
       <w:pPr>
         <w:spacing w:after="240" w:before="240" w:lineRule="auto"/>
         <w:rPr>
-          <w:sz w:val="18"/>
-          <w:szCs w:val="18"/>
-        </w:rPr>
-      </w:pPr>
-      <w:r>
-        <w:rPr>
+          <w:rFonts w:ascii="Lexend ExtraLight" w:cs="Lexend ExtraLight" w:eastAsia="Lexend ExtraLight" w:hAnsi="Lexend ExtraLight"/>
+          <w:sz w:val="18"/>
+          <w:szCs w:val="18"/>
+        </w:rPr>
+      </w:pPr>
+      <w:r>
+        <w:rPr>
+          <w:rFonts w:ascii="Lexend ExtraLight" w:cs="Lexend ExtraLight" w:eastAsia="Lexend ExtraLight" w:hAnsi="Lexend ExtraLight"/>
           <w:sz w:val="18"/>
           <w:szCs w:val="18"/>
           <w:rtl w:val="0"/>
@@ -388,12 +393,14 @@
       <w:pPr>
         <w:spacing w:after="240" w:before="240" w:lineRule="auto"/>
         <w:rPr>
-          <w:sz w:val="18"/>
-          <w:szCs w:val="18"/>
-        </w:rPr>
-      </w:pPr>
-      <w:r>
-        <w:rPr>
+          <w:rFonts w:ascii="Lexend ExtraLight" w:cs="Lexend ExtraLight" w:eastAsia="Lexend ExtraLight" w:hAnsi="Lexend ExtraLight"/>
+          <w:sz w:val="18"/>
+          <w:szCs w:val="18"/>
+        </w:rPr>
+      </w:pPr>
+      <w:r>
+        <w:rPr>
+          <w:rFonts w:ascii="Lexend ExtraLight" w:cs="Lexend ExtraLight" w:eastAsia="Lexend ExtraLight" w:hAnsi="Lexend ExtraLight"/>
           <w:sz w:val="18"/>
           <w:szCs w:val="18"/>
           <w:rtl w:val="0"/>
@@ -405,12 +412,14 @@
       <w:pPr>
         <w:spacing w:after="240" w:before="240" w:lineRule="auto"/>
         <w:rPr>
-          <w:sz w:val="18"/>
-          <w:szCs w:val="18"/>
-        </w:rPr>
-      </w:pPr>
-      <w:r>
-        <w:rPr>
+          <w:rFonts w:ascii="Lexend ExtraLight" w:cs="Lexend ExtraLight" w:eastAsia="Lexend ExtraLight" w:hAnsi="Lexend ExtraLight"/>
+          <w:sz w:val="18"/>
+          <w:szCs w:val="18"/>
+        </w:rPr>
+      </w:pPr>
+      <w:r>
+        <w:rPr>
+          <w:rFonts w:ascii="Lexend ExtraLight" w:cs="Lexend ExtraLight" w:eastAsia="Lexend ExtraLight" w:hAnsi="Lexend ExtraLight"/>
           <w:sz w:val="18"/>
           <w:szCs w:val="18"/>
           <w:rtl w:val="0"/>
@@ -422,12 +431,14 @@
       <w:pPr>
         <w:spacing w:after="240" w:before="240" w:lineRule="auto"/>
         <w:rPr>
-          <w:sz w:val="18"/>
-          <w:szCs w:val="18"/>
-        </w:rPr>
-      </w:pPr>
-      <w:r>
-        <w:rPr>
+          <w:rFonts w:ascii="Lexend ExtraLight" w:cs="Lexend ExtraLight" w:eastAsia="Lexend ExtraLight" w:hAnsi="Lexend ExtraLight"/>
+          <w:sz w:val="18"/>
+          <w:szCs w:val="18"/>
+        </w:rPr>
+      </w:pPr>
+      <w:r>
+        <w:rPr>
+          <w:rFonts w:ascii="Lexend ExtraLight" w:cs="Lexend ExtraLight" w:eastAsia="Lexend ExtraLight" w:hAnsi="Lexend ExtraLight"/>
           <w:sz w:val="18"/>
           <w:szCs w:val="18"/>
           <w:rtl w:val="0"/>
@@ -442,8 +453,7 @@
         <w:keepLines w:val="0"/>
         <w:spacing w:before="280" w:lineRule="auto"/>
         <w:rPr>
-          <w:b w:val="1"/>
-          <w:bCs w:val="1"/>
+          <w:rFonts w:ascii="Lexend ExtraLight" w:cs="Lexend ExtraLight" w:eastAsia="Lexend ExtraLight" w:hAnsi="Lexend ExtraLight"/>
           <w:color w:val="000000"/>
           <w:sz w:val="26"/>
           <w:szCs w:val="26"/>
@@ -453,8 +463,7 @@
       <w:bookmarkEnd w:id="5"/>
       <w:r>
         <w:rPr>
-          <w:b w:val="1"/>
-          <w:bCs w:val="1"/>
+          <w:rFonts w:ascii="Lexend ExtraLight" w:cs="Lexend ExtraLight" w:eastAsia="Lexend ExtraLight" w:hAnsi="Lexend ExtraLight"/>
           <w:color w:val="000000"/>
           <w:sz w:val="26"/>
           <w:szCs w:val="26"/>
@@ -467,12 +476,14 @@
       <w:pPr>
         <w:spacing w:after="240" w:before="240" w:lineRule="auto"/>
         <w:rPr>
-          <w:sz w:val="18"/>
-          <w:szCs w:val="18"/>
-        </w:rPr>
-      </w:pPr>
-      <w:r>
-        <w:rPr>
+          <w:rFonts w:ascii="Lexend ExtraLight" w:cs="Lexend ExtraLight" w:eastAsia="Lexend ExtraLight" w:hAnsi="Lexend ExtraLight"/>
+          <w:sz w:val="18"/>
+          <w:szCs w:val="18"/>
+        </w:rPr>
+      </w:pPr>
+      <w:r>
+        <w:rPr>
+          <w:rFonts w:ascii="Lexend ExtraLight" w:cs="Lexend ExtraLight" w:eastAsia="Lexend ExtraLight" w:hAnsi="Lexend ExtraLight"/>
           <w:sz w:val="18"/>
           <w:szCs w:val="18"/>
           <w:rtl w:val="0"/>
@@ -484,12 +495,14 @@
       <w:pPr>
         <w:spacing w:after="240" w:before="240" w:lineRule="auto"/>
         <w:rPr>
-          <w:sz w:val="18"/>
-          <w:szCs w:val="18"/>
-        </w:rPr>
-      </w:pPr>
-      <w:r>
-        <w:rPr>
+          <w:rFonts w:ascii="Lexend ExtraLight" w:cs="Lexend ExtraLight" w:eastAsia="Lexend ExtraLight" w:hAnsi="Lexend ExtraLight"/>
+          <w:sz w:val="18"/>
+          <w:szCs w:val="18"/>
+        </w:rPr>
+      </w:pPr>
+      <w:r>
+        <w:rPr>
+          <w:rFonts w:ascii="Lexend ExtraLight" w:cs="Lexend ExtraLight" w:eastAsia="Lexend ExtraLight" w:hAnsi="Lexend ExtraLight"/>
           <w:sz w:val="18"/>
           <w:szCs w:val="18"/>
           <w:rtl w:val="0"/>
@@ -504,8 +517,7 @@
         <w:keepLines w:val="0"/>
         <w:spacing w:after="80" w:lineRule="auto"/>
         <w:rPr>
-          <w:b w:val="1"/>
-          <w:bCs w:val="1"/>
+          <w:rFonts w:ascii="Lexend ExtraLight" w:cs="Lexend ExtraLight" w:eastAsia="Lexend ExtraLight" w:hAnsi="Lexend ExtraLight"/>
           <w:sz w:val="34"/>
           <w:szCs w:val="34"/>
         </w:rPr>
@@ -514,8 +526,7 @@
       <w:bookmarkEnd w:id="6"/>
       <w:r>
         <w:rPr>
-          <w:b w:val="1"/>
-          <w:bCs w:val="1"/>
+          <w:rFonts w:ascii="Lexend ExtraLight" w:cs="Lexend ExtraLight" w:eastAsia="Lexend ExtraLight" w:hAnsi="Lexend ExtraLight"/>
           <w:sz w:val="34"/>
           <w:szCs w:val="34"/>
           <w:rtl w:val="0"/>
@@ -527,12 +538,14 @@
       <w:pPr>
         <w:spacing w:after="240" w:before="240" w:lineRule="auto"/>
         <w:rPr>
-          <w:sz w:val="18"/>
-          <w:szCs w:val="18"/>
-        </w:rPr>
-      </w:pPr>
-      <w:r>
-        <w:rPr>
+          <w:rFonts w:ascii="Lexend ExtraLight" w:cs="Lexend ExtraLight" w:eastAsia="Lexend ExtraLight" w:hAnsi="Lexend ExtraLight"/>
+          <w:sz w:val="18"/>
+          <w:szCs w:val="18"/>
+        </w:rPr>
+      </w:pPr>
+      <w:r>
+        <w:rPr>
+          <w:rFonts w:ascii="Lexend ExtraLight" w:cs="Lexend ExtraLight" w:eastAsia="Lexend ExtraLight" w:hAnsi="Lexend ExtraLight"/>
           <w:sz w:val="18"/>
           <w:szCs w:val="18"/>
           <w:rtl w:val="0"/>
@@ -544,12 +557,14 @@
       <w:pPr>
         <w:spacing w:after="240" w:before="240" w:lineRule="auto"/>
         <w:rPr>
-          <w:sz w:val="18"/>
-          <w:szCs w:val="18"/>
-        </w:rPr>
-      </w:pPr>
-      <w:r>
-        <w:rPr>
+          <w:rFonts w:ascii="Lexend ExtraLight" w:cs="Lexend ExtraLight" w:eastAsia="Lexend ExtraLight" w:hAnsi="Lexend ExtraLight"/>
+          <w:sz w:val="18"/>
+          <w:szCs w:val="18"/>
+        </w:rPr>
+      </w:pPr>
+      <w:r>
+        <w:rPr>
+          <w:rFonts w:ascii="Lexend ExtraLight" w:cs="Lexend ExtraLight" w:eastAsia="Lexend ExtraLight" w:hAnsi="Lexend ExtraLight"/>
           <w:sz w:val="18"/>
           <w:szCs w:val="18"/>
           <w:rtl w:val="0"/>
@@ -564,8 +579,7 @@
         <w:keepLines w:val="0"/>
         <w:spacing w:after="80" w:lineRule="auto"/>
         <w:rPr>
-          <w:b w:val="1"/>
-          <w:bCs w:val="1"/>
+          <w:rFonts w:ascii="Lexend ExtraLight" w:cs="Lexend ExtraLight" w:eastAsia="Lexend ExtraLight" w:hAnsi="Lexend ExtraLight"/>
           <w:sz w:val="34"/>
           <w:szCs w:val="34"/>
         </w:rPr>
@@ -574,8 +588,7 @@
       <w:bookmarkEnd w:id="7"/>
       <w:r>
         <w:rPr>
-          <w:b w:val="1"/>
-          <w:bCs w:val="1"/>
+          <w:rFonts w:ascii="Lexend ExtraLight" w:cs="Lexend ExtraLight" w:eastAsia="Lexend ExtraLight" w:hAnsi="Lexend ExtraLight"/>
           <w:sz w:val="34"/>
           <w:szCs w:val="34"/>
           <w:rtl w:val="0"/>
@@ -587,12 +600,14 @@
       <w:pPr>
         <w:spacing w:after="240" w:before="240" w:lineRule="auto"/>
         <w:rPr>
-          <w:sz w:val="18"/>
-          <w:szCs w:val="18"/>
-        </w:rPr>
-      </w:pPr>
-      <w:r>
-        <w:rPr>
+          <w:rFonts w:ascii="Lexend ExtraLight" w:cs="Lexend ExtraLight" w:eastAsia="Lexend ExtraLight" w:hAnsi="Lexend ExtraLight"/>
+          <w:sz w:val="18"/>
+          <w:szCs w:val="18"/>
+        </w:rPr>
+      </w:pPr>
+      <w:r>
+        <w:rPr>
+          <w:rFonts w:ascii="Lexend ExtraLight" w:cs="Lexend ExtraLight" w:eastAsia="Lexend ExtraLight" w:hAnsi="Lexend ExtraLight"/>
           <w:sz w:val="18"/>
           <w:szCs w:val="18"/>
           <w:rtl w:val="0"/>
@@ -604,12 +619,14 @@
       <w:pPr>
         <w:spacing w:after="240" w:before="240" w:lineRule="auto"/>
         <w:rPr>
-          <w:sz w:val="18"/>
-          <w:szCs w:val="18"/>
-        </w:rPr>
-      </w:pPr>
-      <w:r>
-        <w:rPr>
+          <w:rFonts w:ascii="Lexend ExtraLight" w:cs="Lexend ExtraLight" w:eastAsia="Lexend ExtraLight" w:hAnsi="Lexend ExtraLight"/>
+          <w:sz w:val="18"/>
+          <w:szCs w:val="18"/>
+        </w:rPr>
+      </w:pPr>
+      <w:r>
+        <w:rPr>
+          <w:rFonts w:ascii="Lexend ExtraLight" w:cs="Lexend ExtraLight" w:eastAsia="Lexend ExtraLight" w:hAnsi="Lexend ExtraLight"/>
           <w:sz w:val="18"/>
           <w:szCs w:val="18"/>
           <w:rtl w:val="0"/>
@@ -621,12 +638,14 @@
       <w:pPr>
         <w:spacing w:after="240" w:before="240" w:lineRule="auto"/>
         <w:rPr>
-          <w:sz w:val="18"/>
-          <w:szCs w:val="18"/>
-        </w:rPr>
-      </w:pPr>
-      <w:r>
-        <w:rPr>
+          <w:rFonts w:ascii="Lexend ExtraLight" w:cs="Lexend ExtraLight" w:eastAsia="Lexend ExtraLight" w:hAnsi="Lexend ExtraLight"/>
+          <w:sz w:val="18"/>
+          <w:szCs w:val="18"/>
+        </w:rPr>
+      </w:pPr>
+      <w:r>
+        <w:rPr>
+          <w:rFonts w:ascii="Lexend ExtraLight" w:cs="Lexend ExtraLight" w:eastAsia="Lexend ExtraLight" w:hAnsi="Lexend ExtraLight"/>
           <w:sz w:val="18"/>
           <w:szCs w:val="18"/>
           <w:rtl w:val="0"/>
@@ -638,12 +657,14 @@
       <w:pPr>
         <w:spacing w:after="240" w:before="240" w:lineRule="auto"/>
         <w:rPr>
-          <w:sz w:val="18"/>
-          <w:szCs w:val="18"/>
-        </w:rPr>
-      </w:pPr>
-      <w:r>
-        <w:rPr>
+          <w:rFonts w:ascii="Lexend ExtraLight" w:cs="Lexend ExtraLight" w:eastAsia="Lexend ExtraLight" w:hAnsi="Lexend ExtraLight"/>
+          <w:sz w:val="18"/>
+          <w:szCs w:val="18"/>
+        </w:rPr>
+      </w:pPr>
+      <w:r>
+        <w:rPr>
+          <w:rFonts w:ascii="Lexend ExtraLight" w:cs="Lexend ExtraLight" w:eastAsia="Lexend ExtraLight" w:hAnsi="Lexend ExtraLight"/>
           <w:sz w:val="18"/>
           <w:szCs w:val="18"/>
           <w:rtl w:val="0"/>
@@ -655,12 +676,14 @@
       <w:pPr>
         <w:spacing w:after="240" w:before="240" w:lineRule="auto"/>
         <w:rPr>
-          <w:sz w:val="18"/>
-          <w:szCs w:val="18"/>
-        </w:rPr>
-      </w:pPr>
-      <w:r>
-        <w:rPr>
+          <w:rFonts w:ascii="Lexend ExtraLight" w:cs="Lexend ExtraLight" w:eastAsia="Lexend ExtraLight" w:hAnsi="Lexend ExtraLight"/>
+          <w:sz w:val="18"/>
+          <w:szCs w:val="18"/>
+        </w:rPr>
+      </w:pPr>
+      <w:r>
+        <w:rPr>
+          <w:rFonts w:ascii="Lexend ExtraLight" w:cs="Lexend ExtraLight" w:eastAsia="Lexend ExtraLight" w:hAnsi="Lexend ExtraLight"/>
           <w:sz w:val="18"/>
           <w:szCs w:val="18"/>
           <w:rtl w:val="0"/>
@@ -675,8 +698,7 @@
         <w:keepLines w:val="0"/>
         <w:spacing w:after="80" w:lineRule="auto"/>
         <w:rPr>
-          <w:b w:val="1"/>
-          <w:bCs w:val="1"/>
+          <w:rFonts w:ascii="Lexend ExtraLight" w:cs="Lexend ExtraLight" w:eastAsia="Lexend ExtraLight" w:hAnsi="Lexend ExtraLight"/>
           <w:sz w:val="34"/>
           <w:szCs w:val="34"/>
         </w:rPr>
@@ -685,8 +707,7 @@
       <w:bookmarkEnd w:id="8"/>
       <w:r>
         <w:rPr>
-          <w:b w:val="1"/>
-          <w:bCs w:val="1"/>
+          <w:rFonts w:ascii="Lexend ExtraLight" w:cs="Lexend ExtraLight" w:eastAsia="Lexend ExtraLight" w:hAnsi="Lexend ExtraLight"/>
           <w:sz w:val="34"/>
           <w:szCs w:val="34"/>
           <w:rtl w:val="0"/>
@@ -698,12 +719,14 @@
       <w:pPr>
         <w:spacing w:after="240" w:before="240" w:lineRule="auto"/>
         <w:rPr>
-          <w:sz w:val="18"/>
-          <w:szCs w:val="18"/>
-        </w:rPr>
-      </w:pPr>
-      <w:r>
-        <w:rPr>
+          <w:rFonts w:ascii="Lexend ExtraLight" w:cs="Lexend ExtraLight" w:eastAsia="Lexend ExtraLight" w:hAnsi="Lexend ExtraLight"/>
+          <w:sz w:val="18"/>
+          <w:szCs w:val="18"/>
+        </w:rPr>
+      </w:pPr>
+      <w:r>
+        <w:rPr>
+          <w:rFonts w:ascii="Lexend ExtraLight" w:cs="Lexend ExtraLight" w:eastAsia="Lexend ExtraLight" w:hAnsi="Lexend ExtraLight"/>
           <w:sz w:val="18"/>
           <w:szCs w:val="18"/>
           <w:rtl w:val="0"/>
@@ -715,12 +738,14 @@
       <w:pPr>
         <w:spacing w:after="240" w:before="240" w:lineRule="auto"/>
         <w:rPr>
-          <w:sz w:val="18"/>
-          <w:szCs w:val="18"/>
-        </w:rPr>
-      </w:pPr>
-      <w:r>
-        <w:rPr>
+          <w:rFonts w:ascii="Lexend ExtraLight" w:cs="Lexend ExtraLight" w:eastAsia="Lexend ExtraLight" w:hAnsi="Lexend ExtraLight"/>
+          <w:sz w:val="18"/>
+          <w:szCs w:val="18"/>
+        </w:rPr>
+      </w:pPr>
+      <w:r>
+        <w:rPr>
+          <w:rFonts w:ascii="Lexend ExtraLight" w:cs="Lexend ExtraLight" w:eastAsia="Lexend ExtraLight" w:hAnsi="Lexend ExtraLight"/>
           <w:sz w:val="18"/>
           <w:szCs w:val="18"/>
           <w:rtl w:val="0"/>
@@ -732,12 +757,14 @@
       <w:pPr>
         <w:spacing w:after="240" w:before="240" w:lineRule="auto"/>
         <w:rPr>
-          <w:sz w:val="18"/>
-          <w:szCs w:val="18"/>
-        </w:rPr>
-      </w:pPr>
-      <w:r>
-        <w:rPr>
+          <w:rFonts w:ascii="Lexend ExtraLight" w:cs="Lexend ExtraLight" w:eastAsia="Lexend ExtraLight" w:hAnsi="Lexend ExtraLight"/>
+          <w:sz w:val="18"/>
+          <w:szCs w:val="18"/>
+        </w:rPr>
+      </w:pPr>
+      <w:r>
+        <w:rPr>
+          <w:rFonts w:ascii="Lexend ExtraLight" w:cs="Lexend ExtraLight" w:eastAsia="Lexend ExtraLight" w:hAnsi="Lexend ExtraLight"/>
           <w:sz w:val="18"/>
           <w:szCs w:val="18"/>
           <w:rtl w:val="0"/>
@@ -752,8 +779,7 @@
         <w:keepLines w:val="0"/>
         <w:spacing w:after="80" w:lineRule="auto"/>
         <w:rPr>
-          <w:b w:val="1"/>
-          <w:bCs w:val="1"/>
+          <w:rFonts w:ascii="Lexend ExtraLight" w:cs="Lexend ExtraLight" w:eastAsia="Lexend ExtraLight" w:hAnsi="Lexend ExtraLight"/>
           <w:sz w:val="34"/>
           <w:szCs w:val="34"/>
         </w:rPr>
@@ -762,8 +788,7 @@
       <w:bookmarkEnd w:id="9"/>
       <w:r>
         <w:rPr>
-          <w:b w:val="1"/>
-          <w:bCs w:val="1"/>
+          <w:rFonts w:ascii="Lexend ExtraLight" w:cs="Lexend ExtraLight" w:eastAsia="Lexend ExtraLight" w:hAnsi="Lexend ExtraLight"/>
           <w:sz w:val="34"/>
           <w:szCs w:val="34"/>
           <w:rtl w:val="0"/>
@@ -775,12 +800,14 @@
       <w:pPr>
         <w:spacing w:after="240" w:before="240" w:lineRule="auto"/>
         <w:rPr>
-          <w:sz w:val="18"/>
-          <w:szCs w:val="18"/>
-        </w:rPr>
-      </w:pPr>
-      <w:r>
-        <w:rPr>
+          <w:rFonts w:ascii="Lexend ExtraLight" w:cs="Lexend ExtraLight" w:eastAsia="Lexend ExtraLight" w:hAnsi="Lexend ExtraLight"/>
+          <w:sz w:val="18"/>
+          <w:szCs w:val="18"/>
+        </w:rPr>
+      </w:pPr>
+      <w:r>
+        <w:rPr>
+          <w:rFonts w:ascii="Lexend ExtraLight" w:cs="Lexend ExtraLight" w:eastAsia="Lexend ExtraLight" w:hAnsi="Lexend ExtraLight"/>
           <w:sz w:val="18"/>
           <w:szCs w:val="18"/>
           <w:rtl w:val="0"/>
@@ -792,12 +819,14 @@
       <w:pPr>
         <w:spacing w:after="240" w:before="240" w:lineRule="auto"/>
         <w:rPr>
-          <w:sz w:val="18"/>
-          <w:szCs w:val="18"/>
-        </w:rPr>
-      </w:pPr>
-      <w:r>
-        <w:rPr>
+          <w:rFonts w:ascii="Lexend ExtraLight" w:cs="Lexend ExtraLight" w:eastAsia="Lexend ExtraLight" w:hAnsi="Lexend ExtraLight"/>
+          <w:sz w:val="18"/>
+          <w:szCs w:val="18"/>
+        </w:rPr>
+      </w:pPr>
+      <w:r>
+        <w:rPr>
+          <w:rFonts w:ascii="Lexend ExtraLight" w:cs="Lexend ExtraLight" w:eastAsia="Lexend ExtraLight" w:hAnsi="Lexend ExtraLight"/>
           <w:sz w:val="18"/>
           <w:szCs w:val="18"/>
           <w:rtl w:val="0"/>
@@ -826,8 +855,7 @@
         <w:keepLines w:val="0"/>
         <w:spacing w:after="80" w:lineRule="auto"/>
         <w:rPr>
-          <w:b w:val="1"/>
-          <w:bCs w:val="1"/>
+          <w:rFonts w:ascii="Lexend ExtraLight" w:cs="Lexend ExtraLight" w:eastAsia="Lexend ExtraLight" w:hAnsi="Lexend ExtraLight"/>
           <w:sz w:val="34"/>
           <w:szCs w:val="34"/>
         </w:rPr>
@@ -836,8 +864,7 @@
       <w:bookmarkEnd w:id="10"/>
       <w:r>
         <w:rPr>
-          <w:b w:val="1"/>
-          <w:bCs w:val="1"/>
+          <w:rFonts w:ascii="Lexend ExtraLight" w:cs="Lexend ExtraLight" w:eastAsia="Lexend ExtraLight" w:hAnsi="Lexend ExtraLight"/>
           <w:sz w:val="34"/>
           <w:szCs w:val="34"/>
           <w:rtl w:val="0"/>
@@ -849,12 +876,14 @@
       <w:pPr>
         <w:spacing w:after="240" w:before="240" w:lineRule="auto"/>
         <w:rPr>
-          <w:sz w:val="18"/>
-          <w:szCs w:val="18"/>
-        </w:rPr>
-      </w:pPr>
-      <w:r>
-        <w:rPr>
+          <w:rFonts w:ascii="Lexend ExtraLight" w:cs="Lexend ExtraLight" w:eastAsia="Lexend ExtraLight" w:hAnsi="Lexend ExtraLight"/>
+          <w:sz w:val="18"/>
+          <w:szCs w:val="18"/>
+        </w:rPr>
+      </w:pPr>
+      <w:r>
+        <w:rPr>
+          <w:rFonts w:ascii="Lexend ExtraLight" w:cs="Lexend ExtraLight" w:eastAsia="Lexend ExtraLight" w:hAnsi="Lexend ExtraLight"/>
           <w:sz w:val="18"/>
           <w:szCs w:val="18"/>
           <w:rtl w:val="0"/>
@@ -866,12 +895,14 @@
       <w:pPr>
         <w:spacing w:after="240" w:before="240" w:lineRule="auto"/>
         <w:rPr>
-          <w:sz w:val="18"/>
-          <w:szCs w:val="18"/>
-        </w:rPr>
-      </w:pPr>
-      <w:r>
-        <w:rPr>
+          <w:rFonts w:ascii="Lexend ExtraLight" w:cs="Lexend ExtraLight" w:eastAsia="Lexend ExtraLight" w:hAnsi="Lexend ExtraLight"/>
+          <w:sz w:val="18"/>
+          <w:szCs w:val="18"/>
+        </w:rPr>
+      </w:pPr>
+      <w:r>
+        <w:rPr>
+          <w:rFonts w:ascii="Lexend ExtraLight" w:cs="Lexend ExtraLight" w:eastAsia="Lexend ExtraLight" w:hAnsi="Lexend ExtraLight"/>
           <w:sz w:val="18"/>
           <w:szCs w:val="18"/>
           <w:rtl w:val="0"/>
@@ -886,8 +917,7 @@
         <w:keepLines w:val="0"/>
         <w:spacing w:after="80" w:lineRule="auto"/>
         <w:rPr>
-          <w:b w:val="1"/>
-          <w:bCs w:val="1"/>
+          <w:rFonts w:ascii="Lexend ExtraLight" w:cs="Lexend ExtraLight" w:eastAsia="Lexend ExtraLight" w:hAnsi="Lexend ExtraLight"/>
           <w:sz w:val="34"/>
           <w:szCs w:val="34"/>
         </w:rPr>
@@ -896,8 +926,7 @@
       <w:bookmarkEnd w:id="11"/>
       <w:r>
         <w:rPr>
-          <w:b w:val="1"/>
-          <w:bCs w:val="1"/>
+          <w:rFonts w:ascii="Lexend ExtraLight" w:cs="Lexend ExtraLight" w:eastAsia="Lexend ExtraLight" w:hAnsi="Lexend ExtraLight"/>
           <w:sz w:val="34"/>
           <w:szCs w:val="34"/>
           <w:rtl w:val="0"/>
@@ -909,12 +938,14 @@
       <w:pPr>
         <w:spacing w:after="240" w:before="240" w:lineRule="auto"/>
         <w:rPr>
-          <w:sz w:val="18"/>
-          <w:szCs w:val="18"/>
-        </w:rPr>
-      </w:pPr>
-      <w:r>
-        <w:rPr>
+          <w:rFonts w:ascii="Lexend ExtraLight" w:cs="Lexend ExtraLight" w:eastAsia="Lexend ExtraLight" w:hAnsi="Lexend ExtraLight"/>
+          <w:sz w:val="18"/>
+          <w:szCs w:val="18"/>
+        </w:rPr>
+      </w:pPr>
+      <w:r>
+        <w:rPr>
+          <w:rFonts w:ascii="Lexend ExtraLight" w:cs="Lexend ExtraLight" w:eastAsia="Lexend ExtraLight" w:hAnsi="Lexend ExtraLight"/>
           <w:sz w:val="18"/>
           <w:szCs w:val="18"/>
           <w:rtl w:val="0"/>
@@ -926,12 +957,14 @@
       <w:pPr>
         <w:spacing w:after="240" w:before="240" w:lineRule="auto"/>
         <w:rPr>
-          <w:sz w:val="18"/>
-          <w:szCs w:val="18"/>
-        </w:rPr>
-      </w:pPr>
-      <w:r>
-        <w:rPr>
+          <w:rFonts w:ascii="Lexend ExtraLight" w:cs="Lexend ExtraLight" w:eastAsia="Lexend ExtraLight" w:hAnsi="Lexend ExtraLight"/>
+          <w:sz w:val="18"/>
+          <w:szCs w:val="18"/>
+        </w:rPr>
+      </w:pPr>
+      <w:r>
+        <w:rPr>
+          <w:rFonts w:ascii="Lexend ExtraLight" w:cs="Lexend ExtraLight" w:eastAsia="Lexend ExtraLight" w:hAnsi="Lexend ExtraLight"/>
           <w:sz w:val="18"/>
           <w:szCs w:val="18"/>
           <w:rtl w:val="0"/>
@@ -943,12 +976,14 @@
       <w:pPr>
         <w:spacing w:after="240" w:before="240" w:lineRule="auto"/>
         <w:rPr>
-          <w:sz w:val="18"/>
-          <w:szCs w:val="18"/>
-        </w:rPr>
-      </w:pPr>
-      <w:r>
-        <w:rPr>
+          <w:rFonts w:ascii="Lexend ExtraLight" w:cs="Lexend ExtraLight" w:eastAsia="Lexend ExtraLight" w:hAnsi="Lexend ExtraLight"/>
+          <w:sz w:val="18"/>
+          <w:szCs w:val="18"/>
+        </w:rPr>
+      </w:pPr>
+      <w:r>
+        <w:rPr>
+          <w:rFonts w:ascii="Lexend ExtraLight" w:cs="Lexend ExtraLight" w:eastAsia="Lexend ExtraLight" w:hAnsi="Lexend ExtraLight"/>
           <w:sz w:val="18"/>
           <w:szCs w:val="18"/>
           <w:rtl w:val="0"/>
@@ -960,12 +995,14 @@
       <w:pPr>
         <w:spacing w:after="240" w:before="240" w:lineRule="auto"/>
         <w:rPr>
-          <w:sz w:val="18"/>
-          <w:szCs w:val="18"/>
-        </w:rPr>
-      </w:pPr>
-      <w:r>
-        <w:rPr>
+          <w:rFonts w:ascii="Lexend ExtraLight" w:cs="Lexend ExtraLight" w:eastAsia="Lexend ExtraLight" w:hAnsi="Lexend ExtraLight"/>
+          <w:sz w:val="18"/>
+          <w:szCs w:val="18"/>
+        </w:rPr>
+      </w:pPr>
+      <w:r>
+        <w:rPr>
+          <w:rFonts w:ascii="Lexend ExtraLight" w:cs="Lexend ExtraLight" w:eastAsia="Lexend ExtraLight" w:hAnsi="Lexend ExtraLight"/>
           <w:sz w:val="18"/>
           <w:szCs w:val="18"/>
           <w:rtl w:val="0"/>
@@ -980,8 +1017,7 @@
         <w:keepLines w:val="0"/>
         <w:spacing w:after="80" w:lineRule="auto"/>
         <w:rPr>
-          <w:b w:val="1"/>
-          <w:bCs w:val="1"/>
+          <w:rFonts w:ascii="Lexend ExtraLight" w:cs="Lexend ExtraLight" w:eastAsia="Lexend ExtraLight" w:hAnsi="Lexend ExtraLight"/>
           <w:sz w:val="34"/>
           <w:szCs w:val="34"/>
         </w:rPr>
@@ -990,8 +1026,7 @@
       <w:bookmarkEnd w:id="12"/>
       <w:r>
         <w:rPr>
-          <w:b w:val="1"/>
-          <w:bCs w:val="1"/>
+          <w:rFonts w:ascii="Lexend ExtraLight" w:cs="Lexend ExtraLight" w:eastAsia="Lexend ExtraLight" w:hAnsi="Lexend ExtraLight"/>
           <w:sz w:val="34"/>
           <w:szCs w:val="34"/>
           <w:rtl w:val="0"/>
@@ -1003,12 +1038,14 @@
       <w:pPr>
         <w:spacing w:after="240" w:before="240" w:lineRule="auto"/>
         <w:rPr>
-          <w:sz w:val="18"/>
-          <w:szCs w:val="18"/>
-        </w:rPr>
-      </w:pPr>
-      <w:r>
-        <w:rPr>
+          <w:rFonts w:ascii="Lexend ExtraLight" w:cs="Lexend ExtraLight" w:eastAsia="Lexend ExtraLight" w:hAnsi="Lexend ExtraLight"/>
+          <w:sz w:val="18"/>
+          <w:szCs w:val="18"/>
+        </w:rPr>
+      </w:pPr>
+      <w:r>
+        <w:rPr>
+          <w:rFonts w:ascii="Lexend ExtraLight" w:cs="Lexend ExtraLight" w:eastAsia="Lexend ExtraLight" w:hAnsi="Lexend ExtraLight"/>
           <w:sz w:val="18"/>
           <w:szCs w:val="18"/>
           <w:rtl w:val="0"/>
@@ -1020,12 +1057,14 @@
       <w:pPr>
         <w:spacing w:after="240" w:before="240" w:lineRule="auto"/>
         <w:rPr>
-          <w:sz w:val="18"/>
-          <w:szCs w:val="18"/>
-        </w:rPr>
-      </w:pPr>
-      <w:r>
-        <w:rPr>
+          <w:rFonts w:ascii="Lexend ExtraLight" w:cs="Lexend ExtraLight" w:eastAsia="Lexend ExtraLight" w:hAnsi="Lexend ExtraLight"/>
+          <w:sz w:val="18"/>
+          <w:szCs w:val="18"/>
+        </w:rPr>
+      </w:pPr>
+      <w:r>
+        <w:rPr>
+          <w:rFonts w:ascii="Lexend ExtraLight" w:cs="Lexend ExtraLight" w:eastAsia="Lexend ExtraLight" w:hAnsi="Lexend ExtraLight"/>
           <w:sz w:val="18"/>
           <w:szCs w:val="18"/>
           <w:rtl w:val="0"/>
@@ -1037,12 +1076,14 @@
       <w:pPr>
         <w:spacing w:after="240" w:before="240" w:lineRule="auto"/>
         <w:rPr>
-          <w:sz w:val="18"/>
-          <w:szCs w:val="18"/>
-        </w:rPr>
-      </w:pPr>
-      <w:r>
-        <w:rPr>
+          <w:rFonts w:ascii="Lexend ExtraLight" w:cs="Lexend ExtraLight" w:eastAsia="Lexend ExtraLight" w:hAnsi="Lexend ExtraLight"/>
+          <w:sz w:val="18"/>
+          <w:szCs w:val="18"/>
+        </w:rPr>
+      </w:pPr>
+      <w:r>
+        <w:rPr>
+          <w:rFonts w:ascii="Lexend ExtraLight" w:cs="Lexend ExtraLight" w:eastAsia="Lexend ExtraLight" w:hAnsi="Lexend ExtraLight"/>
           <w:sz w:val="18"/>
           <w:szCs w:val="18"/>
           <w:rtl w:val="0"/>
@@ -1054,12 +1095,14 @@
       <w:pPr>
         <w:spacing w:after="240" w:before="240" w:lineRule="auto"/>
         <w:rPr>
-          <w:sz w:val="18"/>
-          <w:szCs w:val="18"/>
-        </w:rPr>
-      </w:pPr>
-      <w:r>
-        <w:rPr>
+          <w:rFonts w:ascii="Lexend ExtraLight" w:cs="Lexend ExtraLight" w:eastAsia="Lexend ExtraLight" w:hAnsi="Lexend ExtraLight"/>
+          <w:sz w:val="18"/>
+          <w:szCs w:val="18"/>
+        </w:rPr>
+      </w:pPr>
+      <w:r>
+        <w:rPr>
+          <w:rFonts w:ascii="Lexend ExtraLight" w:cs="Lexend ExtraLight" w:eastAsia="Lexend ExtraLight" w:hAnsi="Lexend ExtraLight"/>
           <w:sz w:val="18"/>
           <w:szCs w:val="18"/>
           <w:rtl w:val="0"/>
@@ -1071,12 +1114,14 @@
       <w:pPr>
         <w:spacing w:after="240" w:before="240" w:lineRule="auto"/>
         <w:rPr>
-          <w:sz w:val="18"/>
-          <w:szCs w:val="18"/>
-        </w:rPr>
-      </w:pPr>
-      <w:r>
-        <w:rPr>
+          <w:rFonts w:ascii="Lexend ExtraLight" w:cs="Lexend ExtraLight" w:eastAsia="Lexend ExtraLight" w:hAnsi="Lexend ExtraLight"/>
+          <w:sz w:val="18"/>
+          <w:szCs w:val="18"/>
+        </w:rPr>
+      </w:pPr>
+      <w:r>
+        <w:rPr>
+          <w:rFonts w:ascii="Lexend ExtraLight" w:cs="Lexend ExtraLight" w:eastAsia="Lexend ExtraLight" w:hAnsi="Lexend ExtraLight"/>
           <w:sz w:val="18"/>
           <w:szCs w:val="18"/>
           <w:rtl w:val="0"/>
@@ -1091,8 +1136,7 @@
         <w:keepLines w:val="0"/>
         <w:spacing w:after="80" w:lineRule="auto"/>
         <w:rPr>
-          <w:b w:val="1"/>
-          <w:bCs w:val="1"/>
+          <w:rFonts w:ascii="Lexend ExtraLight" w:cs="Lexend ExtraLight" w:eastAsia="Lexend ExtraLight" w:hAnsi="Lexend ExtraLight"/>
           <w:sz w:val="34"/>
           <w:szCs w:val="34"/>
         </w:rPr>
@@ -1101,8 +1145,7 @@
       <w:bookmarkEnd w:id="13"/>
       <w:r>
         <w:rPr>
-          <w:b w:val="1"/>
-          <w:bCs w:val="1"/>
+          <w:rFonts w:ascii="Lexend ExtraLight" w:cs="Lexend ExtraLight" w:eastAsia="Lexend ExtraLight" w:hAnsi="Lexend ExtraLight"/>
           <w:sz w:val="34"/>
           <w:szCs w:val="34"/>
           <w:rtl w:val="0"/>
@@ -1114,12 +1157,14 @@
       <w:pPr>
         <w:spacing w:after="240" w:before="240" w:lineRule="auto"/>
         <w:rPr>
-          <w:sz w:val="18"/>
-          <w:szCs w:val="18"/>
-        </w:rPr>
-      </w:pPr>
-      <w:r>
-        <w:rPr>
+          <w:rFonts w:ascii="Lexend ExtraLight" w:cs="Lexend ExtraLight" w:eastAsia="Lexend ExtraLight" w:hAnsi="Lexend ExtraLight"/>
+          <w:sz w:val="18"/>
+          <w:szCs w:val="18"/>
+        </w:rPr>
+      </w:pPr>
+      <w:r>
+        <w:rPr>
+          <w:rFonts w:ascii="Lexend ExtraLight" w:cs="Lexend ExtraLight" w:eastAsia="Lexend ExtraLight" w:hAnsi="Lexend ExtraLight"/>
           <w:sz w:val="18"/>
           <w:szCs w:val="18"/>
           <w:rtl w:val="0"/>
@@ -1131,12 +1176,14 @@
       <w:pPr>
         <w:spacing w:after="240" w:before="240" w:lineRule="auto"/>
         <w:rPr>
-          <w:sz w:val="18"/>
-          <w:szCs w:val="18"/>
-        </w:rPr>
-      </w:pPr>
-      <w:r>
-        <w:rPr>
+          <w:rFonts w:ascii="Lexend ExtraLight" w:cs="Lexend ExtraLight" w:eastAsia="Lexend ExtraLight" w:hAnsi="Lexend ExtraLight"/>
+          <w:sz w:val="18"/>
+          <w:szCs w:val="18"/>
+        </w:rPr>
+      </w:pPr>
+      <w:r>
+        <w:rPr>
+          <w:rFonts w:ascii="Lexend ExtraLight" w:cs="Lexend ExtraLight" w:eastAsia="Lexend ExtraLight" w:hAnsi="Lexend ExtraLight"/>
           <w:sz w:val="18"/>
           <w:szCs w:val="18"/>
           <w:rtl w:val="0"/>
@@ -1148,12 +1195,14 @@
       <w:pPr>
         <w:spacing w:after="240" w:before="240" w:lineRule="auto"/>
         <w:rPr>
-          <w:sz w:val="18"/>
-          <w:szCs w:val="18"/>
-        </w:rPr>
-      </w:pPr>
-      <w:r>
-        <w:rPr>
+          <w:rFonts w:ascii="Lexend ExtraLight" w:cs="Lexend ExtraLight" w:eastAsia="Lexend ExtraLight" w:hAnsi="Lexend ExtraLight"/>
+          <w:sz w:val="18"/>
+          <w:szCs w:val="18"/>
+        </w:rPr>
+      </w:pPr>
+      <w:r>
+        <w:rPr>
+          <w:rFonts w:ascii="Lexend ExtraLight" w:cs="Lexend ExtraLight" w:eastAsia="Lexend ExtraLight" w:hAnsi="Lexend ExtraLight"/>
           <w:sz w:val="18"/>
           <w:szCs w:val="18"/>
           <w:rtl w:val="0"/>
@@ -1165,12 +1214,14 @@
       <w:pPr>
         <w:spacing w:after="240" w:before="240" w:lineRule="auto"/>
         <w:rPr>
-          <w:sz w:val="18"/>
-          <w:szCs w:val="18"/>
-        </w:rPr>
-      </w:pPr>
-      <w:r>
-        <w:rPr>
+          <w:rFonts w:ascii="Lexend ExtraLight" w:cs="Lexend ExtraLight" w:eastAsia="Lexend ExtraLight" w:hAnsi="Lexend ExtraLight"/>
+          <w:sz w:val="18"/>
+          <w:szCs w:val="18"/>
+        </w:rPr>
+      </w:pPr>
+      <w:r>
+        <w:rPr>
+          <w:rFonts w:ascii="Lexend ExtraLight" w:cs="Lexend ExtraLight" w:eastAsia="Lexend ExtraLight" w:hAnsi="Lexend ExtraLight"/>
           <w:sz w:val="18"/>
           <w:szCs w:val="18"/>
           <w:rtl w:val="0"/>
@@ -1182,12 +1233,14 @@
       <w:pPr>
         <w:spacing w:after="240" w:before="240" w:lineRule="auto"/>
         <w:rPr>
-          <w:sz w:val="18"/>
-          <w:szCs w:val="18"/>
-        </w:rPr>
-      </w:pPr>
-      <w:r>
-        <w:rPr>
+          <w:rFonts w:ascii="Lexend ExtraLight" w:cs="Lexend ExtraLight" w:eastAsia="Lexend ExtraLight" w:hAnsi="Lexend ExtraLight"/>
+          <w:sz w:val="18"/>
+          <w:szCs w:val="18"/>
+        </w:rPr>
+      </w:pPr>
+      <w:r>
+        <w:rPr>
+          <w:rFonts w:ascii="Lexend ExtraLight" w:cs="Lexend ExtraLight" w:eastAsia="Lexend ExtraLight" w:hAnsi="Lexend ExtraLight"/>
           <w:sz w:val="18"/>
           <w:szCs w:val="18"/>
           <w:rtl w:val="0"/>
@@ -1199,12 +1252,14 @@
       <w:pPr>
         <w:spacing w:after="240" w:before="240" w:lineRule="auto"/>
         <w:rPr>
-          <w:sz w:val="18"/>
-          <w:szCs w:val="18"/>
-        </w:rPr>
-      </w:pPr>
-      <w:r>
-        <w:rPr>
+          <w:rFonts w:ascii="Lexend ExtraLight" w:cs="Lexend ExtraLight" w:eastAsia="Lexend ExtraLight" w:hAnsi="Lexend ExtraLight"/>
+          <w:sz w:val="18"/>
+          <w:szCs w:val="18"/>
+        </w:rPr>
+      </w:pPr>
+      <w:r>
+        <w:rPr>
+          <w:rFonts w:ascii="Lexend ExtraLight" w:cs="Lexend ExtraLight" w:eastAsia="Lexend ExtraLight" w:hAnsi="Lexend ExtraLight"/>
           <w:sz w:val="18"/>
           <w:szCs w:val="18"/>
           <w:rtl w:val="0"/>
@@ -1216,12 +1271,14 @@
       <w:pPr>
         <w:spacing w:after="240" w:before="240" w:lineRule="auto"/>
         <w:rPr>
-          <w:sz w:val="18"/>
-          <w:szCs w:val="18"/>
-        </w:rPr>
-      </w:pPr>
-      <w:r>
-        <w:rPr>
+          <w:rFonts w:ascii="Lexend ExtraLight" w:cs="Lexend ExtraLight" w:eastAsia="Lexend ExtraLight" w:hAnsi="Lexend ExtraLight"/>
+          <w:sz w:val="18"/>
+          <w:szCs w:val="18"/>
+        </w:rPr>
+      </w:pPr>
+      <w:r>
+        <w:rPr>
+          <w:rFonts w:ascii="Lexend ExtraLight" w:cs="Lexend ExtraLight" w:eastAsia="Lexend ExtraLight" w:hAnsi="Lexend ExtraLight"/>
           <w:sz w:val="18"/>
           <w:szCs w:val="18"/>
           <w:rtl w:val="0"/>
@@ -1236,8 +1293,7 @@
         <w:keepLines w:val="0"/>
         <w:spacing w:after="80" w:lineRule="auto"/>
         <w:rPr>
-          <w:b w:val="1"/>
-          <w:bCs w:val="1"/>
+          <w:rFonts w:ascii="Lexend ExtraLight" w:cs="Lexend ExtraLight" w:eastAsia="Lexend ExtraLight" w:hAnsi="Lexend ExtraLight"/>
           <w:sz w:val="34"/>
           <w:szCs w:val="34"/>
         </w:rPr>
@@ -1246,8 +1302,7 @@
       <w:bookmarkEnd w:id="14"/>
       <w:r>
         <w:rPr>
-          <w:b w:val="1"/>
-          <w:bCs w:val="1"/>
+          <w:rFonts w:ascii="Lexend ExtraLight" w:cs="Lexend ExtraLight" w:eastAsia="Lexend ExtraLight" w:hAnsi="Lexend ExtraLight"/>
           <w:sz w:val="34"/>
           <w:szCs w:val="34"/>
           <w:rtl w:val="0"/>
@@ -1259,12 +1314,14 @@
       <w:pPr>
         <w:spacing w:after="240" w:before="240" w:lineRule="auto"/>
         <w:rPr>
-          <w:sz w:val="18"/>
-          <w:szCs w:val="18"/>
-        </w:rPr>
-      </w:pPr>
-      <w:r>
-        <w:rPr>
+          <w:rFonts w:ascii="Lexend ExtraLight" w:cs="Lexend ExtraLight" w:eastAsia="Lexend ExtraLight" w:hAnsi="Lexend ExtraLight"/>
+          <w:sz w:val="18"/>
+          <w:szCs w:val="18"/>
+        </w:rPr>
+      </w:pPr>
+      <w:r>
+        <w:rPr>
+          <w:rFonts w:ascii="Lexend ExtraLight" w:cs="Lexend ExtraLight" w:eastAsia="Lexend ExtraLight" w:hAnsi="Lexend ExtraLight"/>
           <w:sz w:val="18"/>
           <w:szCs w:val="18"/>
           <w:rtl w:val="0"/>
@@ -1276,12 +1333,14 @@
       <w:pPr>
         <w:spacing w:after="240" w:before="240" w:lineRule="auto"/>
         <w:rPr>
-          <w:sz w:val="18"/>
-          <w:szCs w:val="18"/>
-        </w:rPr>
-      </w:pPr>
-      <w:r>
-        <w:rPr>
+          <w:rFonts w:ascii="Lexend ExtraLight" w:cs="Lexend ExtraLight" w:eastAsia="Lexend ExtraLight" w:hAnsi="Lexend ExtraLight"/>
+          <w:sz w:val="18"/>
+          <w:szCs w:val="18"/>
+        </w:rPr>
+      </w:pPr>
+      <w:r>
+        <w:rPr>
+          <w:rFonts w:ascii="Lexend ExtraLight" w:cs="Lexend ExtraLight" w:eastAsia="Lexend ExtraLight" w:hAnsi="Lexend ExtraLight"/>
           <w:sz w:val="18"/>
           <w:szCs w:val="18"/>
           <w:rtl w:val="0"/>
@@ -1293,12 +1352,14 @@
       <w:pPr>
         <w:spacing w:after="240" w:before="240" w:lineRule="auto"/>
         <w:rPr>
-          <w:sz w:val="18"/>
-          <w:szCs w:val="18"/>
-        </w:rPr>
-      </w:pPr>
-      <w:r>
-        <w:rPr>
+          <w:rFonts w:ascii="Lexend ExtraLight" w:cs="Lexend ExtraLight" w:eastAsia="Lexend ExtraLight" w:hAnsi="Lexend ExtraLight"/>
+          <w:sz w:val="18"/>
+          <w:szCs w:val="18"/>
+        </w:rPr>
+      </w:pPr>
+      <w:r>
+        <w:rPr>
+          <w:rFonts w:ascii="Lexend ExtraLight" w:cs="Lexend ExtraLight" w:eastAsia="Lexend ExtraLight" w:hAnsi="Lexend ExtraLight"/>
           <w:sz w:val="18"/>
           <w:szCs w:val="18"/>
           <w:rtl w:val="0"/>
@@ -1310,12 +1371,14 @@
       <w:pPr>
         <w:spacing w:after="240" w:before="240" w:lineRule="auto"/>
         <w:rPr>
-          <w:sz w:val="18"/>
-          <w:szCs w:val="18"/>
-        </w:rPr>
-      </w:pPr>
-      <w:r>
-        <w:rPr>
+          <w:rFonts w:ascii="Lexend ExtraLight" w:cs="Lexend ExtraLight" w:eastAsia="Lexend ExtraLight" w:hAnsi="Lexend ExtraLight"/>
+          <w:sz w:val="18"/>
+          <w:szCs w:val="18"/>
+        </w:rPr>
+      </w:pPr>
+      <w:r>
+        <w:rPr>
+          <w:rFonts w:ascii="Lexend ExtraLight" w:cs="Lexend ExtraLight" w:eastAsia="Lexend ExtraLight" w:hAnsi="Lexend ExtraLight"/>
           <w:sz w:val="18"/>
           <w:szCs w:val="18"/>
           <w:rtl w:val="0"/>
@@ -1330,8 +1393,7 @@
         <w:keepLines w:val="0"/>
         <w:spacing w:after="80" w:lineRule="auto"/>
         <w:rPr>
-          <w:b w:val="1"/>
-          <w:bCs w:val="1"/>
+          <w:rFonts w:ascii="Lexend ExtraLight" w:cs="Lexend ExtraLight" w:eastAsia="Lexend ExtraLight" w:hAnsi="Lexend ExtraLight"/>
           <w:sz w:val="34"/>
           <w:szCs w:val="34"/>
         </w:rPr>
@@ -1340,8 +1402,7 @@
       <w:bookmarkEnd w:id="15"/>
       <w:r>
         <w:rPr>
-          <w:b w:val="1"/>
-          <w:bCs w:val="1"/>
+          <w:rFonts w:ascii="Lexend ExtraLight" w:cs="Lexend ExtraLight" w:eastAsia="Lexend ExtraLight" w:hAnsi="Lexend ExtraLight"/>
           <w:sz w:val="34"/>
           <w:szCs w:val="34"/>
           <w:rtl w:val="0"/>
@@ -1353,12 +1414,14 @@
       <w:pPr>
         <w:spacing w:after="240" w:before="240" w:lineRule="auto"/>
         <w:rPr>
-          <w:sz w:val="18"/>
-          <w:szCs w:val="18"/>
-        </w:rPr>
-      </w:pPr>
-      <w:r>
-        <w:rPr>
+          <w:rFonts w:ascii="Lexend ExtraLight" w:cs="Lexend ExtraLight" w:eastAsia="Lexend ExtraLight" w:hAnsi="Lexend ExtraLight"/>
+          <w:sz w:val="18"/>
+          <w:szCs w:val="18"/>
+        </w:rPr>
+      </w:pPr>
+      <w:r>
+        <w:rPr>
+          <w:rFonts w:ascii="Lexend ExtraLight" w:cs="Lexend ExtraLight" w:eastAsia="Lexend ExtraLight" w:hAnsi="Lexend ExtraLight"/>
           <w:sz w:val="18"/>
           <w:szCs w:val="18"/>
           <w:rtl w:val="0"/>
@@ -1370,12 +1433,14 @@
       <w:pPr>
         <w:spacing w:after="240" w:before="240" w:lineRule="auto"/>
         <w:rPr>
-          <w:sz w:val="18"/>
-          <w:szCs w:val="18"/>
-        </w:rPr>
-      </w:pPr>
-      <w:r>
-        <w:rPr>
+          <w:rFonts w:ascii="Lexend ExtraLight" w:cs="Lexend ExtraLight" w:eastAsia="Lexend ExtraLight" w:hAnsi="Lexend ExtraLight"/>
+          <w:sz w:val="18"/>
+          <w:szCs w:val="18"/>
+        </w:rPr>
+      </w:pPr>
+      <w:r>
+        <w:rPr>
+          <w:rFonts w:ascii="Lexend ExtraLight" w:cs="Lexend ExtraLight" w:eastAsia="Lexend ExtraLight" w:hAnsi="Lexend ExtraLight"/>
           <w:sz w:val="18"/>
           <w:szCs w:val="18"/>
           <w:rtl w:val="0"/>
@@ -1387,12 +1452,14 @@
       <w:pPr>
         <w:spacing w:after="240" w:before="240" w:lineRule="auto"/>
         <w:rPr>
-          <w:sz w:val="18"/>
-          <w:szCs w:val="18"/>
-        </w:rPr>
-      </w:pPr>
-      <w:r>
-        <w:rPr>
+          <w:rFonts w:ascii="Lexend ExtraLight" w:cs="Lexend ExtraLight" w:eastAsia="Lexend ExtraLight" w:hAnsi="Lexend ExtraLight"/>
+          <w:sz w:val="18"/>
+          <w:szCs w:val="18"/>
+        </w:rPr>
+      </w:pPr>
+      <w:r>
+        <w:rPr>
+          <w:rFonts w:ascii="Lexend ExtraLight" w:cs="Lexend ExtraLight" w:eastAsia="Lexend ExtraLight" w:hAnsi="Lexend ExtraLight"/>
           <w:sz w:val="18"/>
           <w:szCs w:val="18"/>
           <w:rtl w:val="0"/>
@@ -1404,12 +1471,14 @@
       <w:pPr>
         <w:spacing w:after="240" w:before="240" w:lineRule="auto"/>
         <w:rPr>
-          <w:sz w:val="18"/>
-          <w:szCs w:val="18"/>
-        </w:rPr>
-      </w:pPr>
-      <w:r>
-        <w:rPr>
+          <w:rFonts w:ascii="Lexend ExtraLight" w:cs="Lexend ExtraLight" w:eastAsia="Lexend ExtraLight" w:hAnsi="Lexend ExtraLight"/>
+          <w:sz w:val="18"/>
+          <w:szCs w:val="18"/>
+        </w:rPr>
+      </w:pPr>
+      <w:r>
+        <w:rPr>
+          <w:rFonts w:ascii="Lexend ExtraLight" w:cs="Lexend ExtraLight" w:eastAsia="Lexend ExtraLight" w:hAnsi="Lexend ExtraLight"/>
           <w:sz w:val="18"/>
           <w:szCs w:val="18"/>
           <w:rtl w:val="0"/>
@@ -1433,12 +1502,14 @@
       <w:pPr>
         <w:spacing w:after="240" w:before="240" w:lineRule="auto"/>
         <w:rPr>
-          <w:sz w:val="18"/>
-          <w:szCs w:val="18"/>
-        </w:rPr>
-      </w:pPr>
-      <w:r>
-        <w:rPr>
+          <w:rFonts w:ascii="Lexend ExtraLight" w:cs="Lexend ExtraLight" w:eastAsia="Lexend ExtraLight" w:hAnsi="Lexend ExtraLight"/>
+          <w:sz w:val="18"/>
+          <w:szCs w:val="18"/>
+        </w:rPr>
+      </w:pPr>
+      <w:r>
+        <w:rPr>
+          <w:rFonts w:ascii="Lexend ExtraLight" w:cs="Lexend ExtraLight" w:eastAsia="Lexend ExtraLight" w:hAnsi="Lexend ExtraLight"/>
           <w:sz w:val="18"/>
           <w:szCs w:val="18"/>
           <w:rtl w:val="0"/>
@@ -1453,8 +1524,7 @@
         <w:keepLines w:val="0"/>
         <w:spacing w:after="80" w:lineRule="auto"/>
         <w:rPr>
-          <w:b w:val="1"/>
-          <w:bCs w:val="1"/>
+          <w:rFonts w:ascii="Lexend ExtraLight" w:cs="Lexend ExtraLight" w:eastAsia="Lexend ExtraLight" w:hAnsi="Lexend ExtraLight"/>
           <w:sz w:val="34"/>
           <w:szCs w:val="34"/>
         </w:rPr>
@@ -1463,8 +1533,7 @@
       <w:bookmarkEnd w:id="16"/>
       <w:r>
         <w:rPr>
-          <w:b w:val="1"/>
-          <w:bCs w:val="1"/>
+          <w:rFonts w:ascii="Lexend ExtraLight" w:cs="Lexend ExtraLight" w:eastAsia="Lexend ExtraLight" w:hAnsi="Lexend ExtraLight"/>
           <w:sz w:val="34"/>
           <w:szCs w:val="34"/>
           <w:rtl w:val="0"/>
@@ -1476,12 +1545,14 @@
       <w:pPr>
         <w:spacing w:after="240" w:before="240" w:lineRule="auto"/>
         <w:rPr>
-          <w:sz w:val="18"/>
-          <w:szCs w:val="18"/>
-        </w:rPr>
-      </w:pPr>
-      <w:r>
-        <w:rPr>
+          <w:rFonts w:ascii="Lexend ExtraLight" w:cs="Lexend ExtraLight" w:eastAsia="Lexend ExtraLight" w:hAnsi="Lexend ExtraLight"/>
+          <w:sz w:val="18"/>
+          <w:szCs w:val="18"/>
+        </w:rPr>
+      </w:pPr>
+      <w:r>
+        <w:rPr>
+          <w:rFonts w:ascii="Lexend ExtraLight" w:cs="Lexend ExtraLight" w:eastAsia="Lexend ExtraLight" w:hAnsi="Lexend ExtraLight"/>
           <w:sz w:val="18"/>
           <w:szCs w:val="18"/>
           <w:rtl w:val="0"/>
@@ -1496,8 +1567,7 @@
         <w:keepLines w:val="0"/>
         <w:spacing w:after="80" w:lineRule="auto"/>
         <w:rPr>
-          <w:b w:val="1"/>
-          <w:bCs w:val="1"/>
+          <w:rFonts w:ascii="Lexend ExtraLight" w:cs="Lexend ExtraLight" w:eastAsia="Lexend ExtraLight" w:hAnsi="Lexend ExtraLight"/>
           <w:sz w:val="34"/>
           <w:szCs w:val="34"/>
         </w:rPr>
@@ -1506,8 +1576,7 @@
       <w:bookmarkEnd w:id="17"/>
       <w:r>
         <w:rPr>
-          <w:b w:val="1"/>
-          <w:bCs w:val="1"/>
+          <w:rFonts w:ascii="Lexend ExtraLight" w:cs="Lexend ExtraLight" w:eastAsia="Lexend ExtraLight" w:hAnsi="Lexend ExtraLight"/>
           <w:sz w:val="34"/>
           <w:szCs w:val="34"/>
           <w:rtl w:val="0"/>
@@ -1519,12 +1588,14 @@
       <w:pPr>
         <w:spacing w:after="240" w:before="240" w:lineRule="auto"/>
         <w:rPr>
-          <w:sz w:val="18"/>
-          <w:szCs w:val="18"/>
-        </w:rPr>
-      </w:pPr>
-      <w:r>
-        <w:rPr>
+          <w:rFonts w:ascii="Lexend ExtraLight" w:cs="Lexend ExtraLight" w:eastAsia="Lexend ExtraLight" w:hAnsi="Lexend ExtraLight"/>
+          <w:sz w:val="18"/>
+          <w:szCs w:val="18"/>
+        </w:rPr>
+      </w:pPr>
+      <w:r>
+        <w:rPr>
+          <w:rFonts w:ascii="Lexend ExtraLight" w:cs="Lexend ExtraLight" w:eastAsia="Lexend ExtraLight" w:hAnsi="Lexend ExtraLight"/>
           <w:sz w:val="18"/>
           <w:szCs w:val="18"/>
           <w:rtl w:val="0"/>
@@ -1536,12 +1607,14 @@
       <w:pPr>
         <w:spacing w:after="240" w:before="240" w:lineRule="auto"/>
         <w:rPr>
-          <w:sz w:val="18"/>
-          <w:szCs w:val="18"/>
-        </w:rPr>
-      </w:pPr>
-      <w:r>
-        <w:rPr>
+          <w:rFonts w:ascii="Lexend ExtraLight" w:cs="Lexend ExtraLight" w:eastAsia="Lexend ExtraLight" w:hAnsi="Lexend ExtraLight"/>
+          <w:sz w:val="18"/>
+          <w:szCs w:val="18"/>
+        </w:rPr>
+      </w:pPr>
+      <w:r>
+        <w:rPr>
+          <w:rFonts w:ascii="Lexend ExtraLight" w:cs="Lexend ExtraLight" w:eastAsia="Lexend ExtraLight" w:hAnsi="Lexend ExtraLight"/>
           <w:sz w:val="18"/>
           <w:szCs w:val="18"/>
           <w:rtl w:val="0"/>
@@ -1556,8 +1629,7 @@
         <w:keepLines w:val="0"/>
         <w:spacing w:after="80" w:lineRule="auto"/>
         <w:rPr>
-          <w:b w:val="1"/>
-          <w:bCs w:val="1"/>
+          <w:rFonts w:ascii="Lexend ExtraLight" w:cs="Lexend ExtraLight" w:eastAsia="Lexend ExtraLight" w:hAnsi="Lexend ExtraLight"/>
           <w:sz w:val="34"/>
           <w:szCs w:val="34"/>
         </w:rPr>
@@ -1566,8 +1638,7 @@
       <w:bookmarkEnd w:id="18"/>
       <w:r>
         <w:rPr>
-          <w:b w:val="1"/>
-          <w:bCs w:val="1"/>
+          <w:rFonts w:ascii="Lexend ExtraLight" w:cs="Lexend ExtraLight" w:eastAsia="Lexend ExtraLight" w:hAnsi="Lexend ExtraLight"/>
           <w:sz w:val="34"/>
           <w:szCs w:val="34"/>
           <w:rtl w:val="0"/>
@@ -1579,12 +1650,14 @@
       <w:pPr>
         <w:spacing w:after="240" w:before="240" w:lineRule="auto"/>
         <w:rPr>
-          <w:sz w:val="18"/>
-          <w:szCs w:val="18"/>
-        </w:rPr>
-      </w:pPr>
-      <w:r>
-        <w:rPr>
+          <w:rFonts w:ascii="Lexend ExtraLight" w:cs="Lexend ExtraLight" w:eastAsia="Lexend ExtraLight" w:hAnsi="Lexend ExtraLight"/>
+          <w:sz w:val="18"/>
+          <w:szCs w:val="18"/>
+        </w:rPr>
+      </w:pPr>
+      <w:r>
+        <w:rPr>
+          <w:rFonts w:ascii="Lexend ExtraLight" w:cs="Lexend ExtraLight" w:eastAsia="Lexend ExtraLight" w:hAnsi="Lexend ExtraLight"/>
           <w:sz w:val="18"/>
           <w:szCs w:val="18"/>
           <w:rtl w:val="0"/>
@@ -1596,12 +1669,14 @@
       <w:pPr>
         <w:spacing w:after="240" w:before="240" w:lineRule="auto"/>
         <w:rPr>
-          <w:sz w:val="18"/>
-          <w:szCs w:val="18"/>
-        </w:rPr>
-      </w:pPr>
-      <w:r>
-        <w:rPr>
+          <w:rFonts w:ascii="Lexend ExtraLight" w:cs="Lexend ExtraLight" w:eastAsia="Lexend ExtraLight" w:hAnsi="Lexend ExtraLight"/>
+          <w:sz w:val="18"/>
+          <w:szCs w:val="18"/>
+        </w:rPr>
+      </w:pPr>
+      <w:r>
+        <w:rPr>
+          <w:rFonts w:ascii="Lexend ExtraLight" w:cs="Lexend ExtraLight" w:eastAsia="Lexend ExtraLight" w:hAnsi="Lexend ExtraLight"/>
           <w:sz w:val="18"/>
           <w:szCs w:val="18"/>
           <w:rtl w:val="0"/>
@@ -1613,12 +1688,14 @@
       <w:pPr>
         <w:spacing w:after="240" w:before="240" w:lineRule="auto"/>
         <w:rPr>
-          <w:sz w:val="18"/>
-          <w:szCs w:val="18"/>
-        </w:rPr>
-      </w:pPr>
-      <w:r>
-        <w:rPr>
+          <w:rFonts w:ascii="Lexend ExtraLight" w:cs="Lexend ExtraLight" w:eastAsia="Lexend ExtraLight" w:hAnsi="Lexend ExtraLight"/>
+          <w:sz w:val="18"/>
+          <w:szCs w:val="18"/>
+        </w:rPr>
+      </w:pPr>
+      <w:r>
+        <w:rPr>
+          <w:rFonts w:ascii="Lexend ExtraLight" w:cs="Lexend ExtraLight" w:eastAsia="Lexend ExtraLight" w:hAnsi="Lexend ExtraLight"/>
           <w:sz w:val="18"/>
           <w:szCs w:val="18"/>
           <w:rtl w:val="0"/>
@@ -1633,8 +1710,7 @@
         <w:keepLines w:val="0"/>
         <w:spacing w:after="80" w:lineRule="auto"/>
         <w:rPr>
-          <w:b w:val="1"/>
-          <w:bCs w:val="1"/>
+          <w:rFonts w:ascii="Lexend ExtraLight" w:cs="Lexend ExtraLight" w:eastAsia="Lexend ExtraLight" w:hAnsi="Lexend ExtraLight"/>
           <w:sz w:val="34"/>
           <w:szCs w:val="34"/>
         </w:rPr>
@@ -1643,8 +1719,7 @@
       <w:bookmarkEnd w:id="19"/>
       <w:r>
         <w:rPr>
-          <w:b w:val="1"/>
-          <w:bCs w:val="1"/>
+          <w:rFonts w:ascii="Lexend ExtraLight" w:cs="Lexend ExtraLight" w:eastAsia="Lexend ExtraLight" w:hAnsi="Lexend ExtraLight"/>
           <w:sz w:val="34"/>
           <w:szCs w:val="34"/>
           <w:rtl w:val="0"/>
@@ -1656,12 +1731,14 @@
       <w:pPr>
         <w:spacing w:after="240" w:before="240" w:lineRule="auto"/>
         <w:rPr>
-          <w:sz w:val="18"/>
-          <w:szCs w:val="18"/>
-        </w:rPr>
-      </w:pPr>
-      <w:r>
-        <w:rPr>
+          <w:rFonts w:ascii="Lexend ExtraLight" w:cs="Lexend ExtraLight" w:eastAsia="Lexend ExtraLight" w:hAnsi="Lexend ExtraLight"/>
+          <w:sz w:val="18"/>
+          <w:szCs w:val="18"/>
+        </w:rPr>
+      </w:pPr>
+      <w:r>
+        <w:rPr>
+          <w:rFonts w:ascii="Lexend ExtraLight" w:cs="Lexend ExtraLight" w:eastAsia="Lexend ExtraLight" w:hAnsi="Lexend ExtraLight"/>
           <w:sz w:val="18"/>
           <w:szCs w:val="18"/>
           <w:rtl w:val="0"/>
@@ -1676,8 +1753,7 @@
         <w:keepLines w:val="0"/>
         <w:spacing w:after="80" w:lineRule="auto"/>
         <w:rPr>
-          <w:b w:val="1"/>
-          <w:bCs w:val="1"/>
+          <w:rFonts w:ascii="Lexend ExtraLight" w:cs="Lexend ExtraLight" w:eastAsia="Lexend ExtraLight" w:hAnsi="Lexend ExtraLight"/>
           <w:sz w:val="34"/>
           <w:szCs w:val="34"/>
         </w:rPr>
@@ -1686,8 +1762,7 @@
       <w:bookmarkEnd w:id="20"/>
       <w:r>
         <w:rPr>
-          <w:b w:val="1"/>
-          <w:bCs w:val="1"/>
+          <w:rFonts w:ascii="Lexend ExtraLight" w:cs="Lexend ExtraLight" w:eastAsia="Lexend ExtraLight" w:hAnsi="Lexend ExtraLight"/>
           <w:sz w:val="34"/>
           <w:szCs w:val="34"/>
           <w:rtl w:val="0"/>
@@ -1699,12 +1774,14 @@
       <w:pPr>
         <w:spacing w:after="240" w:before="240" w:lineRule="auto"/>
         <w:rPr>
-          <w:sz w:val="18"/>
-          <w:szCs w:val="18"/>
-        </w:rPr>
-      </w:pPr>
-      <w:r>
-        <w:rPr>
+          <w:rFonts w:ascii="Lexend ExtraLight" w:cs="Lexend ExtraLight" w:eastAsia="Lexend ExtraLight" w:hAnsi="Lexend ExtraLight"/>
+          <w:sz w:val="18"/>
+          <w:szCs w:val="18"/>
+        </w:rPr>
+      </w:pPr>
+      <w:r>
+        <w:rPr>
+          <w:rFonts w:ascii="Lexend ExtraLight" w:cs="Lexend ExtraLight" w:eastAsia="Lexend ExtraLight" w:hAnsi="Lexend ExtraLight"/>
           <w:sz w:val="18"/>
           <w:szCs w:val="18"/>
           <w:rtl w:val="0"/>
@@ -1717,6 +1794,7 @@
     <w:p>
       <w:pPr>
         <w:rPr>
+          <w:rFonts w:ascii="Lexend ExtraLight" w:cs="Lexend ExtraLight" w:eastAsia="Lexend ExtraLight" w:hAnsi="Lexend ExtraLight"/>
           <w:sz w:val="32"/>
           <w:szCs w:val="32"/>
         </w:rPr>

--- a/src/content/legal/Terms-of-service-7.docx
+++ b/src/content/legal/Terms-of-service-7.docx
@@ -1469,38 +1469,185 @@
     </w:p>
     <w:p>
       <w:pPr>
-        <w:spacing w:after="240" w:before="240" w:lineRule="auto"/>
-        <w:rPr>
-          <w:rFonts w:ascii="Lexend ExtraLight" w:cs="Lexend ExtraLight" w:eastAsia="Lexend ExtraLight" w:hAnsi="Lexend ExtraLight"/>
-          <w:sz w:val="18"/>
-          <w:szCs w:val="18"/>
-        </w:rPr>
-      </w:pPr>
-      <w:r>
-        <w:rPr>
-          <w:rFonts w:ascii="Lexend ExtraLight" w:cs="Lexend ExtraLight" w:eastAsia="Lexend ExtraLight" w:hAnsi="Lexend ExtraLight"/>
-          <w:sz w:val="18"/>
-          <w:szCs w:val="18"/>
-          <w:rtl w:val="0"/>
-        </w:rPr>
-        <w:t xml:space="preserve">use PepPro to prescribe, diagnose, treat, manage, or monitor patients;</w:t>
+        <w:numPr>
+          <w:ilvl w:val="0"/>
+          <w:numId w:val="1"/>
+        </w:numPr>
+        <w:spacing w:after="0" w:afterAutospacing="0" w:before="240" w:lineRule="auto"/>
+        <w:ind w:left="720" w:hanging="360"/>
+        <w:rPr>
+          <w:rFonts w:ascii="Lexend ExtraLight" w:cs="Lexend ExtraLight" w:eastAsia="Lexend ExtraLight" w:hAnsi="Lexend ExtraLight"/>
+          <w:sz w:val="18"/>
+          <w:szCs w:val="18"/>
+          <w:u w:val="none"/>
+        </w:rPr>
+      </w:pPr>
+      <w:r>
+        <w:rPr>
+          <w:rFonts w:ascii="Lexend ExtraLight" w:cs="Lexend ExtraLight" w:eastAsia="Lexend ExtraLight" w:hAnsi="Lexend ExtraLight"/>
+          <w:sz w:val="18"/>
+          <w:szCs w:val="18"/>
+          <w:rtl w:val="0"/>
+        </w:rPr>
+        <w:t xml:space="preserve">use PepPro to prescribe, diagnose, treat, manage, or monitor patients; or</w:t>
         <w:br w:type="textWrapping"/>
-        <w:t xml:space="preserve">represent PepPro products as safe or effective for human or animal use;</w:t>
-        <w:br w:type="textWrapping"/>
-        <w:t xml:space="preserve">upload PHI or sensitive health information without proper authorization and a separate written agreement where required;</w:t>
-        <w:br w:type="textWrapping"/>
-        <w:t xml:space="preserve">misrepresent identity, credentials, licensure, affiliation, research status, or authority;</w:t>
-        <w:br w:type="textWrapping"/>
-        <w:t xml:space="preserve">use Delegate Links in a misleading, promotional, outcome-based, or clinically suggestive manner;</w:t>
-        <w:br w:type="textWrapping"/>
+        <w:t xml:space="preserve">represent PepPro products as safe or effective for human or animal use; or</w:t>
+      </w:r>
+    </w:p>
+    <w:p>
+      <w:pPr>
+        <w:numPr>
+          <w:ilvl w:val="0"/>
+          <w:numId w:val="1"/>
+        </w:numPr>
+        <w:spacing w:after="0" w:afterAutospacing="0" w:before="0" w:beforeAutospacing="0" w:lineRule="auto"/>
+        <w:ind w:left="720" w:hanging="360"/>
+        <w:rPr>
+          <w:rFonts w:ascii="Lexend ExtraLight" w:cs="Lexend ExtraLight" w:eastAsia="Lexend ExtraLight" w:hAnsi="Lexend ExtraLight"/>
+          <w:sz w:val="18"/>
+          <w:szCs w:val="18"/>
+          <w:u w:val="none"/>
+        </w:rPr>
+      </w:pPr>
+      <w:r>
+        <w:rPr>
+          <w:rFonts w:ascii="Lexend ExtraLight" w:cs="Lexend ExtraLight" w:eastAsia="Lexend ExtraLight" w:hAnsi="Lexend ExtraLight"/>
+          <w:sz w:val="18"/>
+          <w:szCs w:val="18"/>
+          <w:rtl w:val="0"/>
+        </w:rPr>
+        <w:t xml:space="preserve">upload PHI or sensitive health information without proper authorization and a separate written agreement where required; or</w:t>
+      </w:r>
+    </w:p>
+    <w:p>
+      <w:pPr>
+        <w:numPr>
+          <w:ilvl w:val="0"/>
+          <w:numId w:val="1"/>
+        </w:numPr>
+        <w:spacing w:after="0" w:afterAutospacing="0" w:before="0" w:beforeAutospacing="0" w:lineRule="auto"/>
+        <w:ind w:left="720" w:hanging="360"/>
+        <w:rPr>
+          <w:rFonts w:ascii="Lexend ExtraLight" w:cs="Lexend ExtraLight" w:eastAsia="Lexend ExtraLight" w:hAnsi="Lexend ExtraLight"/>
+          <w:sz w:val="18"/>
+          <w:szCs w:val="18"/>
+          <w:u w:val="none"/>
+        </w:rPr>
+      </w:pPr>
+      <w:r>
+        <w:rPr>
+          <w:rFonts w:ascii="Lexend ExtraLight" w:cs="Lexend ExtraLight" w:eastAsia="Lexend ExtraLight" w:hAnsi="Lexend ExtraLight"/>
+          <w:sz w:val="18"/>
+          <w:szCs w:val="18"/>
+          <w:rtl w:val="0"/>
+        </w:rPr>
+        <w:t xml:space="preserve">misrepresent identity, credentials, licensure, affiliation, research status, or authority; or</w:t>
+      </w:r>
+    </w:p>
+    <w:p>
+      <w:pPr>
+        <w:numPr>
+          <w:ilvl w:val="0"/>
+          <w:numId w:val="1"/>
+        </w:numPr>
+        <w:spacing w:after="0" w:afterAutospacing="0" w:before="0" w:beforeAutospacing="0" w:lineRule="auto"/>
+        <w:ind w:left="720" w:hanging="360"/>
+        <w:rPr>
+          <w:rFonts w:ascii="Lexend ExtraLight" w:cs="Lexend ExtraLight" w:eastAsia="Lexend ExtraLight" w:hAnsi="Lexend ExtraLight"/>
+          <w:sz w:val="18"/>
+          <w:szCs w:val="18"/>
+          <w:u w:val="none"/>
+        </w:rPr>
+      </w:pPr>
+      <w:r>
+        <w:rPr>
+          <w:rFonts w:ascii="Lexend ExtraLight" w:cs="Lexend ExtraLight" w:eastAsia="Lexend ExtraLight" w:hAnsi="Lexend ExtraLight"/>
+          <w:sz w:val="18"/>
+          <w:szCs w:val="18"/>
+          <w:rtl w:val="0"/>
+        </w:rPr>
+        <w:t xml:space="preserve">use Delegate Links in a misleading, promotional, outcome-based, or clinically suggestive manner; or</w:t>
+      </w:r>
+    </w:p>
+    <w:p>
+      <w:pPr>
+        <w:numPr>
+          <w:ilvl w:val="0"/>
+          <w:numId w:val="1"/>
+        </w:numPr>
+        <w:spacing w:after="0" w:afterAutospacing="0" w:before="0" w:beforeAutospacing="0" w:lineRule="auto"/>
+        <w:ind w:left="720" w:hanging="360"/>
+        <w:rPr>
+          <w:rFonts w:ascii="Lexend ExtraLight" w:cs="Lexend ExtraLight" w:eastAsia="Lexend ExtraLight" w:hAnsi="Lexend ExtraLight"/>
+          <w:sz w:val="18"/>
+          <w:szCs w:val="18"/>
+          <w:u w:val="none"/>
+        </w:rPr>
+      </w:pPr>
+      <w:r>
+        <w:rPr>
+          <w:rFonts w:ascii="Lexend ExtraLight" w:cs="Lexend ExtraLight" w:eastAsia="Lexend ExtraLight" w:hAnsi="Lexend ExtraLight"/>
+          <w:sz w:val="18"/>
+          <w:szCs w:val="18"/>
+          <w:rtl w:val="0"/>
+        </w:rPr>
         <w:t xml:space="preserve">circumvent quantity limits, geographic restrictions, verification controls, or account restrictions; or</w:t>
-        <w:br w:type="textWrapping"/>
-        <w:t xml:space="preserve">use the platform in any manner that creates regulatory risk, consumer confusion, fraud risk, or reputational harm to PepPro.</w:t>
-      </w:r>
-    </w:p>
-    <w:p>
-      <w:pPr>
-        <w:spacing w:after="240" w:before="240" w:lineRule="auto"/>
+      </w:r>
+    </w:p>
+    <w:p>
+      <w:pPr>
+        <w:numPr>
+          <w:ilvl w:val="0"/>
+          <w:numId w:val="1"/>
+        </w:numPr>
+        <w:spacing w:after="0" w:afterAutospacing="0" w:before="0" w:beforeAutospacing="0" w:lineRule="auto"/>
+        <w:ind w:left="720" w:hanging="360"/>
+        <w:rPr>
+          <w:rFonts w:ascii="Lexend ExtraLight" w:cs="Lexend ExtraLight" w:eastAsia="Lexend ExtraLight" w:hAnsi="Lexend ExtraLight"/>
+          <w:sz w:val="18"/>
+          <w:szCs w:val="18"/>
+          <w:u w:val="none"/>
+        </w:rPr>
+      </w:pPr>
+      <w:r>
+        <w:rPr>
+          <w:rFonts w:ascii="Lexend ExtraLight" w:cs="Lexend ExtraLight" w:eastAsia="Lexend ExtraLight" w:hAnsi="Lexend ExtraLight"/>
+          <w:sz w:val="18"/>
+          <w:szCs w:val="18"/>
+          <w:rtl w:val="0"/>
+        </w:rPr>
+        <w:t xml:space="preserve">use the platform in any manner that creates regulatory risk, consumer confusion, fraud risk, or reputational harm to PepPro; or</w:t>
+      </w:r>
+    </w:p>
+    <w:p>
+      <w:pPr>
+        <w:numPr>
+          <w:ilvl w:val="0"/>
+          <w:numId w:val="1"/>
+        </w:numPr>
+        <w:spacing w:after="240" w:before="0" w:beforeAutospacing="0" w:lineRule="auto"/>
+        <w:ind w:left="720" w:hanging="360"/>
+        <w:rPr>
+          <w:rFonts w:ascii="Lexend ExtraLight" w:cs="Lexend ExtraLight" w:eastAsia="Lexend ExtraLight" w:hAnsi="Lexend ExtraLight"/>
+          <w:sz w:val="18"/>
+          <w:szCs w:val="18"/>
+          <w:u w:val="none"/>
+        </w:rPr>
+      </w:pPr>
+      <w:r>
+        <w:rPr>
+          <w:rFonts w:ascii="Lexend ExtraLight" w:cs="Lexend ExtraLight" w:eastAsia="Lexend ExtraLight" w:hAnsi="Lexend ExtraLight"/>
+          <w:sz w:val="18"/>
+          <w:szCs w:val="18"/>
+          <w:rtl w:val="0"/>
+        </w:rPr>
+        <w:t xml:space="preserve">disclose, share, distribute, reproduce, or make available any PepPro materials, documentation, data, research content, platform outputs, or network resources designated as confidential or non-public, without PepPro’s prior written consent, including any materials obtained through the PepPro research network or platform;</w:t>
+      </w:r>
+    </w:p>
+    <w:p>
+      <w:pPr>
+        <w:spacing w:after="240" w:before="240" w:lineRule="auto"/>
+        <w:ind w:left="0" w:firstLine="0"/>
         <w:rPr>
           <w:rFonts w:ascii="Lexend ExtraLight" w:cs="Lexend ExtraLight" w:eastAsia="Lexend ExtraLight" w:hAnsi="Lexend ExtraLight"/>
           <w:sz w:val="18"/>
@@ -1815,7 +1962,121 @@
 </file>
 
 <file path=word/numbering.xml><?xml version="1.0" encoding="utf-8"?>
-<w:numbering xmlns:mc="http://schemas.openxmlformats.org/markup-compatibility/2006" xmlns:o="urn:schemas-microsoft-com:office:office" xmlns:r="http://schemas.openxmlformats.org/officeDocument/2006/relationships" xmlns:m="http://schemas.openxmlformats.org/officeDocument/2006/math" xmlns:v="urn:schemas-microsoft-com:vml" xmlns:wp="http://schemas.openxmlformats.org/drawingml/2006/wordprocessingDrawing" xmlns:w10="urn:schemas-microsoft-com:office:word" xmlns:w="http://schemas.openxmlformats.org/wordprocessingml/2006/main" xmlns:wne="http://schemas.microsoft.com/office/word/2006/wordml" xmlns:sl="http://schemas.openxmlformats.org/schemaLibrary/2006/main" xmlns:a="http://schemas.openxmlformats.org/drawingml/2006/main" xmlns:pic="http://schemas.openxmlformats.org/drawingml/2006/picture" xmlns:c="http://schemas.openxmlformats.org/drawingml/2006/chart" xmlns:lc="http://schemas.openxmlformats.org/drawingml/2006/lockedCanvas" xmlns:dgm="http://schemas.openxmlformats.org/drawingml/2006/diagram" xmlns:wps="http://schemas.microsoft.com/office/word/2010/wordprocessingShape" xmlns:wpg="http://schemas.microsoft.com/office/word/2010/wordprocessingGroup" xmlns:w14="http://schemas.microsoft.com/office/word/2010/wordml" xmlns:w15="http://schemas.microsoft.com/office/word/2012/wordml" xmlns:w16="http://schemas.microsoft.com/office/word/2018/wordml" xmlns:w16cex="http://schemas.microsoft.com/office/word/2018/wordml/cex" xmlns:w16cid="http://schemas.microsoft.com/office/word/2016/wordml/cid" xmlns="http://schemas.microsoft.com/office/tasks/2019/documenttasks" xmlns:cr="http://schemas.microsoft.com/office/comments/2020/reactions"/>
+<w:numbering xmlns:mc="http://schemas.openxmlformats.org/markup-compatibility/2006" xmlns:o="urn:schemas-microsoft-com:office:office" xmlns:r="http://schemas.openxmlformats.org/officeDocument/2006/relationships" xmlns:m="http://schemas.openxmlformats.org/officeDocument/2006/math" xmlns:v="urn:schemas-microsoft-com:vml" xmlns:wp="http://schemas.openxmlformats.org/drawingml/2006/wordprocessingDrawing" xmlns:w10="urn:schemas-microsoft-com:office:word" xmlns:w="http://schemas.openxmlformats.org/wordprocessingml/2006/main" xmlns:wne="http://schemas.microsoft.com/office/word/2006/wordml" xmlns:sl="http://schemas.openxmlformats.org/schemaLibrary/2006/main" xmlns:a="http://schemas.openxmlformats.org/drawingml/2006/main" xmlns:pic="http://schemas.openxmlformats.org/drawingml/2006/picture" xmlns:c="http://schemas.openxmlformats.org/drawingml/2006/chart" xmlns:lc="http://schemas.openxmlformats.org/drawingml/2006/lockedCanvas" xmlns:dgm="http://schemas.openxmlformats.org/drawingml/2006/diagram" xmlns:wps="http://schemas.microsoft.com/office/word/2010/wordprocessingShape" xmlns:wpg="http://schemas.microsoft.com/office/word/2010/wordprocessingGroup" xmlns:w14="http://schemas.microsoft.com/office/word/2010/wordml" xmlns:w15="http://schemas.microsoft.com/office/word/2012/wordml" xmlns:w16="http://schemas.microsoft.com/office/word/2018/wordml" xmlns:w16cex="http://schemas.microsoft.com/office/word/2018/wordml/cex" xmlns:w16cid="http://schemas.microsoft.com/office/word/2016/wordml/cid" xmlns="http://schemas.microsoft.com/office/tasks/2019/documenttasks" xmlns:cr="http://schemas.microsoft.com/office/comments/2020/reactions">
+  <w:abstractNum w:abstractNumId="1">
+    <w:lvl w:ilvl="0">
+      <w:start w:val="1"/>
+      <w:numFmt w:val="bullet"/>
+      <w:lvlText w:val="-"/>
+      <w:lvlJc w:val="left"/>
+      <w:pPr>
+        <w:ind w:left="720" w:hanging="360"/>
+      </w:pPr>
+      <w:rPr>
+        <w:u w:val="none"/>
+      </w:rPr>
+    </w:lvl>
+    <w:lvl w:ilvl="1">
+      <w:start w:val="1"/>
+      <w:numFmt w:val="bullet"/>
+      <w:lvlText w:val="-"/>
+      <w:lvlJc w:val="left"/>
+      <w:pPr>
+        <w:ind w:left="1440" w:hanging="360"/>
+      </w:pPr>
+      <w:rPr>
+        <w:u w:val="none"/>
+      </w:rPr>
+    </w:lvl>
+    <w:lvl w:ilvl="2">
+      <w:start w:val="1"/>
+      <w:numFmt w:val="bullet"/>
+      <w:lvlText w:val="-"/>
+      <w:lvlJc w:val="left"/>
+      <w:pPr>
+        <w:ind w:left="2160" w:hanging="360"/>
+      </w:pPr>
+      <w:rPr>
+        <w:u w:val="none"/>
+      </w:rPr>
+    </w:lvl>
+    <w:lvl w:ilvl="3">
+      <w:start w:val="1"/>
+      <w:numFmt w:val="bullet"/>
+      <w:lvlText w:val="-"/>
+      <w:lvlJc w:val="left"/>
+      <w:pPr>
+        <w:ind w:left="2880" w:hanging="360"/>
+      </w:pPr>
+      <w:rPr>
+        <w:u w:val="none"/>
+      </w:rPr>
+    </w:lvl>
+    <w:lvl w:ilvl="4">
+      <w:start w:val="1"/>
+      <w:numFmt w:val="bullet"/>
+      <w:lvlText w:val="-"/>
+      <w:lvlJc w:val="left"/>
+      <w:pPr>
+        <w:ind w:left="3600" w:hanging="360"/>
+      </w:pPr>
+      <w:rPr>
+        <w:u w:val="none"/>
+      </w:rPr>
+    </w:lvl>
+    <w:lvl w:ilvl="5">
+      <w:start w:val="1"/>
+      <w:numFmt w:val="bullet"/>
+      <w:lvlText w:val="-"/>
+      <w:lvlJc w:val="left"/>
+      <w:pPr>
+        <w:ind w:left="4320" w:hanging="360"/>
+      </w:pPr>
+      <w:rPr>
+        <w:u w:val="none"/>
+      </w:rPr>
+    </w:lvl>
+    <w:lvl w:ilvl="6">
+      <w:start w:val="1"/>
+      <w:numFmt w:val="bullet"/>
+      <w:lvlText w:val="-"/>
+      <w:lvlJc w:val="left"/>
+      <w:pPr>
+        <w:ind w:left="5040" w:hanging="360"/>
+      </w:pPr>
+      <w:rPr>
+        <w:u w:val="none"/>
+      </w:rPr>
+    </w:lvl>
+    <w:lvl w:ilvl="7">
+      <w:start w:val="1"/>
+      <w:numFmt w:val="bullet"/>
+      <w:lvlText w:val="-"/>
+      <w:lvlJc w:val="left"/>
+      <w:pPr>
+        <w:ind w:left="5760" w:hanging="360"/>
+      </w:pPr>
+      <w:rPr>
+        <w:u w:val="none"/>
+      </w:rPr>
+    </w:lvl>
+    <w:lvl w:ilvl="8">
+      <w:start w:val="1"/>
+      <w:numFmt w:val="bullet"/>
+      <w:lvlText w:val="-"/>
+      <w:lvlJc w:val="left"/>
+      <w:pPr>
+        <w:ind w:left="6480" w:hanging="360"/>
+      </w:pPr>
+      <w:rPr>
+        <w:u w:val="none"/>
+      </w:rPr>
+    </w:lvl>
+  </w:abstractNum>
+  <w:num w:numId="1">
+    <w:abstractNumId w:val="1"/>
+  </w:num>
+</w:numbering>
 </file>
 
 <file path=word/styles.xml><?xml version="1.0" encoding="utf-8"?>
